--- a/documentos/fase2/05_Scripts_Implementacion.docx
+++ b/documentos/fase2/05_Scripts_Implementacion.docx
@@ -2935,6 +2935,16 @@
           <w:rStyle w:val="VerbatimChar"/>
           <w:lang w:val="es-CO"/>
         </w:rPr>
+        <w:t xml:space="preserve">OK     Mover consulta a cita cancelada   ORA-20004: La cita 22 está en estado CANCELADA; solo las citas ATENDIDAS generan consulta.</w:t>
+      </w:r>
+      <w:r>
+        <w:br/>
+      </w:r>
+      <w:r>
+        <w:rPr>
+          <w:rStyle w:val="VerbatimChar"/>
+          <w:lang w:val="es-CO"/>
+        </w:rPr>
         <w:t xml:space="preserve">OK     Cambio de tipo con subtipo        ORA-20005: El empleado 1 tiene registro de subtipo; elimínelo antes de cambiar tipo_emplea</w:t>
       </w:r>
       <w:r>
@@ -3031,7 +3041,7 @@
           <w:rStyle w:val="VerbatimChar"/>
           <w:lang w:val="es-CO"/>
         </w:rPr>
-        <w:t xml:space="preserve">Elapsed: 00:00:10.10</w:t>
+        <w:t xml:space="preserve">Elapsed: 00:00:04.31</w:t>
       </w:r>
       <w:r>
         <w:br/>

--- a/documentos/fase2/05_Scripts_Implementacion.docx
+++ b/documentos/fase2/05_Scripts_Implementacion.docx
@@ -312,75 +312,7 @@
         <w:rPr>
           <w:lang w:val="es-CO"/>
         </w:rPr>
-        <w:t xml:space="preserve">Este documento acompaña los scripts SQL que transforman el modelo lógico de SIGEVET en el modelo físico de Oracle.</w:t>
-      </w:r>
-      <w:r>
-        <w:rPr>
-          <w:lang w:val="es-CO"/>
-        </w:rPr>
-        <w:t xml:space="preserve"> </w:t>
-      </w:r>
-      <w:r>
-        <w:rPr>
-          <w:lang w:val="es-CO"/>
-        </w:rPr>
-        <w:t xml:space="preserve">Los scripts están en la carpeta</w:t>
-      </w:r>
-      <w:r>
-        <w:rPr>
-          <w:lang w:val="es-CO"/>
-        </w:rPr>
-        <w:t xml:space="preserve"> </w:t>
-      </w:r>
-      <w:r>
-        <w:rPr>
-          <w:rStyle w:val="VerbatimChar"/>
-          <w:lang w:val="es-CO"/>
-        </w:rPr>
-        <w:t xml:space="preserve">database/</w:t>
-      </w:r>
-      <w:r>
-        <w:rPr>
-          <w:lang w:val="es-CO"/>
-        </w:rPr>
-        <w:t xml:space="preserve"> </w:t>
-      </w:r>
-      <w:r>
-        <w:rPr>
-          <w:lang w:val="es-CO"/>
-        </w:rPr>
-        <w:t xml:space="preserve">del repositorio, junto con su</w:t>
-      </w:r>
-      <w:r>
-        <w:rPr>
-          <w:lang w:val="es-CO"/>
-        </w:rPr>
-        <w:t xml:space="preserve"> </w:t>
-      </w:r>
-      <w:r>
-        <w:rPr>
-          <w:rStyle w:val="VerbatimChar"/>
-          <w:lang w:val="es-CO"/>
-        </w:rPr>
-        <w:t xml:space="preserve">README.md</w:t>
-      </w:r>
-      <w:r>
-        <w:rPr>
-          <w:lang w:val="es-CO"/>
-        </w:rPr>
-        <w:t xml:space="preserve">. Se agrupan en los tres tipos</w:t>
-      </w:r>
-      <w:r>
-        <w:rPr>
-          <w:lang w:val="es-CO"/>
-        </w:rPr>
-        <w:t xml:space="preserve"> </w:t>
-      </w:r>
-      <w:r>
-        <w:rPr>
-          <w:lang w:val="es-CO"/>
-        </w:rPr>
-        <w:t xml:space="preserve">que pide el enunciado:</w:t>
+        <w:t xml:space="preserve">Este documento acompaña los scripts SQL que transforman el modelo lógico de SIGEVET en el modelo físico de</w:t>
       </w:r>
       <w:r>
         <w:rPr>
@@ -394,13 +326,81 @@
           <w:bCs/>
           <w:lang w:val="es-CO"/>
         </w:rPr>
-        <w:t xml:space="preserve">creación de objetos</w:t>
-      </w:r>
-      <w:r>
-        <w:rPr>
-          <w:lang w:val="es-CO"/>
-        </w:rPr>
-        <w:t xml:space="preserve">,</w:t>
+        <w:t xml:space="preserve">MySQL 8.4</w:t>
+      </w:r>
+      <w:r>
+        <w:rPr>
+          <w:lang w:val="es-CO"/>
+        </w:rPr>
+        <w:t xml:space="preserve">.</w:t>
+      </w:r>
+      <w:r>
+        <w:rPr>
+          <w:lang w:val="es-CO"/>
+        </w:rPr>
+        <w:t xml:space="preserve"> </w:t>
+      </w:r>
+      <w:r>
+        <w:rPr>
+          <w:lang w:val="es-CO"/>
+        </w:rPr>
+        <w:t xml:space="preserve">Los scripts están en la carpeta</w:t>
+      </w:r>
+      <w:r>
+        <w:rPr>
+          <w:lang w:val="es-CO"/>
+        </w:rPr>
+        <w:t xml:space="preserve"> </w:t>
+      </w:r>
+      <w:r>
+        <w:rPr>
+          <w:rStyle w:val="VerbatimChar"/>
+          <w:lang w:val="es-CO"/>
+        </w:rPr>
+        <w:t xml:space="preserve">database/</w:t>
+      </w:r>
+      <w:r>
+        <w:rPr>
+          <w:lang w:val="es-CO"/>
+        </w:rPr>
+        <w:t xml:space="preserve"> </w:t>
+      </w:r>
+      <w:r>
+        <w:rPr>
+          <w:lang w:val="es-CO"/>
+        </w:rPr>
+        <w:t xml:space="preserve">del repositorio, junto con su</w:t>
+      </w:r>
+      <w:r>
+        <w:rPr>
+          <w:lang w:val="es-CO"/>
+        </w:rPr>
+        <w:t xml:space="preserve"> </w:t>
+      </w:r>
+      <w:r>
+        <w:rPr>
+          <w:rStyle w:val="VerbatimChar"/>
+          <w:lang w:val="es-CO"/>
+        </w:rPr>
+        <w:t xml:space="preserve">README.md</w:t>
+      </w:r>
+      <w:r>
+        <w:rPr>
+          <w:lang w:val="es-CO"/>
+        </w:rPr>
+        <w:t xml:space="preserve">. Se agrupan en los tres tipos</w:t>
+      </w:r>
+      <w:r>
+        <w:rPr>
+          <w:lang w:val="es-CO"/>
+        </w:rPr>
+        <w:t xml:space="preserve"> </w:t>
+      </w:r>
+      <w:r>
+        <w:rPr>
+          <w:lang w:val="es-CO"/>
+        </w:rPr>
+        <w:t xml:space="preserve">que pide el enunciado:</w:t>
       </w:r>
       <w:r>
         <w:rPr>
@@ -414,19 +414,13 @@
           <w:bCs/>
           <w:lang w:val="es-CO"/>
         </w:rPr>
-        <w:t xml:space="preserve">inserción de registros</w:t>
-      </w:r>
-      <w:r>
-        <w:rPr>
-          <w:lang w:val="es-CO"/>
-        </w:rPr>
-        <w:t xml:space="preserve"> </w:t>
-      </w:r>
-      <w:r>
-        <w:rPr>
-          <w:lang w:val="es-CO"/>
-        </w:rPr>
-        <w:t xml:space="preserve">y</w:t>
+        <w:t xml:space="preserve">creación de objetos</w:t>
+      </w:r>
+      <w:r>
+        <w:rPr>
+          <w:lang w:val="es-CO"/>
+        </w:rPr>
+        <w:t xml:space="preserve">,</w:t>
       </w:r>
       <w:r>
         <w:rPr>
@@ -440,13 +434,95 @@
           <w:bCs/>
           <w:lang w:val="es-CO"/>
         </w:rPr>
+        <w:t xml:space="preserve">inserción de registros</w:t>
+      </w:r>
+      <w:r>
+        <w:rPr>
+          <w:lang w:val="es-CO"/>
+        </w:rPr>
+        <w:t xml:space="preserve"> </w:t>
+      </w:r>
+      <w:r>
+        <w:rPr>
+          <w:lang w:val="es-CO"/>
+        </w:rPr>
+        <w:t xml:space="preserve">y</w:t>
+      </w:r>
+      <w:r>
+        <w:rPr>
+          <w:lang w:val="es-CO"/>
+        </w:rPr>
+        <w:t xml:space="preserve"> </w:t>
+      </w:r>
+      <w:r>
+        <w:rPr>
+          <w:b/>
+          <w:bCs/>
+          <w:lang w:val="es-CO"/>
+        </w:rPr>
         <w:t xml:space="preserve">scripts varios</w:t>
       </w:r>
       <w:r>
         <w:rPr>
           <w:lang w:val="es-CO"/>
         </w:rPr>
-        <w:t xml:space="preserve">.</w:t>
+        <w:t xml:space="preserve">. Se pueden ejecutar con el</w:t>
+      </w:r>
+      <w:r>
+        <w:rPr>
+          <w:lang w:val="es-CO"/>
+        </w:rPr>
+        <w:t xml:space="preserve"> </w:t>
+      </w:r>
+      <w:r>
+        <w:rPr>
+          <w:lang w:val="es-CO"/>
+        </w:rPr>
+        <w:t xml:space="preserve">cliente</w:t>
+      </w:r>
+      <w:r>
+        <w:rPr>
+          <w:lang w:val="es-CO"/>
+        </w:rPr>
+        <w:t xml:space="preserve"> </w:t>
+      </w:r>
+      <w:r>
+        <w:rPr>
+          <w:rStyle w:val="VerbatimChar"/>
+          <w:lang w:val="es-CO"/>
+        </w:rPr>
+        <w:t xml:space="preserve">mysql</w:t>
+      </w:r>
+      <w:r>
+        <w:rPr>
+          <w:lang w:val="es-CO"/>
+        </w:rPr>
+        <w:t xml:space="preserve"> </w:t>
+      </w:r>
+      <w:r>
+        <w:rPr>
+          <w:lang w:val="es-CO"/>
+        </w:rPr>
+        <w:t xml:space="preserve">dentro de la VM (así lo hace</w:t>
+      </w:r>
+      <w:r>
+        <w:rPr>
+          <w:lang w:val="es-CO"/>
+        </w:rPr>
+        <w:t xml:space="preserve"> </w:t>
+      </w:r>
+      <w:r>
+        <w:rPr>
+          <w:rStyle w:val="VerbatimChar"/>
+          <w:lang w:val="es-CO"/>
+        </w:rPr>
+        <w:t xml:space="preserve">vm/scripts/cargar_bd.sh</w:t>
+      </w:r>
+      <w:r>
+        <w:rPr>
+          <w:lang w:val="es-CO"/>
+        </w:rPr>
+        <w:t xml:space="preserve">) o abriéndolos uno por uno en MySQL Workbench.</w:t>
       </w:r>
     </w:p>
     <w:p>
@@ -591,22 +667,29 @@
                 <w:sz w:val="19"/>
                 <w:lang w:val="es-CO"/>
               </w:rPr>
-              <w:t xml:space="preserve">Usuarios y rol</w:t>
-            </w:r>
-          </w:p>
-        </w:tc>
-        <w:tc>
-          <w:tcPr/>
-          <w:p>
-            <w:pPr>
-              <w:pStyle w:val="Compact"/>
-            </w:pPr>
-            <w:r>
-              <w:rPr>
-                <w:sz w:val="19"/>
-                <w:lang w:val="es-CO"/>
-              </w:rPr>
-              <w:t xml:space="preserve">2 usuarios (</w:t>
+              <w:t xml:space="preserve">Base de datos, usuarios y rol (se ejecuta como root)</w:t>
+            </w:r>
+          </w:p>
+        </w:tc>
+        <w:tc>
+          <w:tcPr/>
+          <w:p>
+            <w:pPr>
+              <w:pStyle w:val="Compact"/>
+            </w:pPr>
+            <w:r>
+              <w:rPr>
+                <w:sz w:val="19"/>
+                <w:lang w:val="es-CO"/>
+              </w:rPr>
+              <w:t xml:space="preserve">Base</w:t>
+            </w:r>
+            <w:r>
+              <w:rPr>
+                <w:sz w:val="19"/>
+                <w:lang w:val="es-CO"/>
+              </w:rPr>
+              <w:t xml:space="preserve"> </w:t>
             </w:r>
             <w:r>
               <w:rPr>
@@ -614,7 +697,22 @@
                 <w:sz w:val="19"/>
                 <w:lang w:val="es-CO"/>
               </w:rPr>
-              <w:t xml:space="preserve">VETDB</w:t>
+              <w:t xml:space="preserve">sigevet</w:t>
+            </w:r>
+            <w:r>
+              <w:rPr>
+                <w:sz w:val="19"/>
+                <w:lang w:val="es-CO"/>
+              </w:rPr>
+              <w:t xml:space="preserve">, 2 usuarios (</w:t>
+            </w:r>
+            <w:r>
+              <w:rPr>
+                <w:rStyle w:val="VerbatimChar"/>
+                <w:sz w:val="19"/>
+                <w:lang w:val="es-CO"/>
+              </w:rPr>
+              <w:t xml:space="preserve">vetdb</w:t>
             </w:r>
             <w:r>
               <w:rPr>
@@ -636,7 +734,7 @@
                 <w:sz w:val="19"/>
                 <w:lang w:val="es-CO"/>
               </w:rPr>
-              <w:t xml:space="preserve">VET_APP</w:t>
+              <w:t xml:space="preserve">vet_app</w:t>
             </w:r>
             <w:r>
               <w:rPr>
@@ -651,7 +749,7 @@
                 <w:sz w:val="19"/>
                 <w:lang w:val="es-CO"/>
               </w:rPr>
-              <w:t xml:space="preserve">ROL_SIGEVET_LECTURA</w:t>
+              <w:t xml:space="preserve">rol_sigevet_lectura</w:t>
             </w:r>
             <w:r>
               <w:rPr>
@@ -691,22 +789,22 @@
                 <w:sz w:val="19"/>
                 <w:lang w:val="es-CO"/>
               </w:rPr>
-              <w:t xml:space="preserve">Tablas y restricciones con nombre</w:t>
-            </w:r>
-          </w:p>
-        </w:tc>
-        <w:tc>
-          <w:tcPr/>
-          <w:p>
-            <w:pPr>
-              <w:pStyle w:val="Compact"/>
-            </w:pPr>
-            <w:r>
-              <w:rPr>
-                <w:sz w:val="19"/>
-                <w:lang w:val="es-CO"/>
-              </w:rPr>
-              <w:t xml:space="preserve">22 tablas; 22 PK, 30 FK, 25 UNIQUE, 36 CHECK</w:t>
+              <w:t xml:space="preserve">Tablas y restricciones con nombre, con el comentario de cada tabla y columna</w:t>
+            </w:r>
+          </w:p>
+        </w:tc>
+        <w:tc>
+          <w:tcPr/>
+          <w:p>
+            <w:pPr>
+              <w:pStyle w:val="Compact"/>
+            </w:pPr>
+            <w:r>
+              <w:rPr>
+                <w:sz w:val="19"/>
+                <w:lang w:val="es-CO"/>
+              </w:rPr>
+              <w:t xml:space="preserve">22 tablas; 22 PK, 30 FK, 25 UNIQUE, 36 CHECK; 138 columnas comentadas</w:t>
             </w:r>
           </w:p>
         </w:tc>
@@ -724,37 +822,37 @@
                 <w:sz w:val="19"/>
                 <w:lang w:val="es-CO"/>
               </w:rPr>
-              <w:t xml:space="preserve">01_ddl/02_comentarios.sql</w:t>
-            </w:r>
-          </w:p>
-        </w:tc>
-        <w:tc>
-          <w:tcPr/>
-          <w:p>
-            <w:pPr>
-              <w:pStyle w:val="Compact"/>
-            </w:pPr>
-            <w:r>
-              <w:rPr>
-                <w:sz w:val="19"/>
-                <w:lang w:val="es-CO"/>
-              </w:rPr>
-              <w:t xml:space="preserve">Comentarios del diccionario de datos</w:t>
-            </w:r>
-          </w:p>
-        </w:tc>
-        <w:tc>
-          <w:tcPr/>
-          <w:p>
-            <w:pPr>
-              <w:pStyle w:val="Compact"/>
-            </w:pPr>
-            <w:r>
-              <w:rPr>
-                <w:sz w:val="19"/>
-                <w:lang w:val="es-CO"/>
-              </w:rPr>
-              <w:t xml:space="preserve">22 tablas y 138 columnas comentadas</w:t>
+              <w:t xml:space="preserve">01_ddl/02_indices.sql</w:t>
+            </w:r>
+          </w:p>
+        </w:tc>
+        <w:tc>
+          <w:tcPr/>
+          <w:p>
+            <w:pPr>
+              <w:pStyle w:val="Compact"/>
+            </w:pPr>
+            <w:r>
+              <w:rPr>
+                <w:sz w:val="19"/>
+                <w:lang w:val="es-CO"/>
+              </w:rPr>
+              <w:t xml:space="preserve">Índices de búsqueda</w:t>
+            </w:r>
+          </w:p>
+        </w:tc>
+        <w:tc>
+          <w:tcPr/>
+          <w:p>
+            <w:pPr>
+              <w:pStyle w:val="Compact"/>
+            </w:pPr>
+            <w:r>
+              <w:rPr>
+                <w:sz w:val="19"/>
+                <w:lang w:val="es-CO"/>
+              </w:rPr>
+              <w:t xml:space="preserve">5 índices (InnoDB crea solo los de PK, UNIQUE y FK)</w:t>
             </w:r>
           </w:p>
         </w:tc>
@@ -772,37 +870,37 @@
                 <w:sz w:val="19"/>
                 <w:lang w:val="es-CO"/>
               </w:rPr>
-              <w:t xml:space="preserve">01_ddl/03_secuencias_indices.sql</w:t>
-            </w:r>
-          </w:p>
-        </w:tc>
-        <w:tc>
-          <w:tcPr/>
-          <w:p>
-            <w:pPr>
-              <w:pStyle w:val="Compact"/>
-            </w:pPr>
-            <w:r>
-              <w:rPr>
-                <w:sz w:val="19"/>
-                <w:lang w:val="es-CO"/>
-              </w:rPr>
-              <w:t xml:space="preserve">Secuencias e índices</w:t>
-            </w:r>
-          </w:p>
-        </w:tc>
-        <w:tc>
-          <w:tcPr/>
-          <w:p>
-            <w:pPr>
-              <w:pStyle w:val="Compact"/>
-            </w:pPr>
-            <w:r>
-              <w:rPr>
-                <w:sz w:val="19"/>
-                <w:lang w:val="es-CO"/>
-              </w:rPr>
-              <w:t xml:space="preserve">15 secuencias y 24 índices</w:t>
+              <w:t xml:space="preserve">01_ddl/03_vistas.sql</w:t>
+            </w:r>
+          </w:p>
+        </w:tc>
+        <w:tc>
+          <w:tcPr/>
+          <w:p>
+            <w:pPr>
+              <w:pStyle w:val="Compact"/>
+            </w:pPr>
+            <w:r>
+              <w:rPr>
+                <w:sz w:val="19"/>
+                <w:lang w:val="es-CO"/>
+              </w:rPr>
+              <w:t xml:space="preserve">Vistas</w:t>
+            </w:r>
+          </w:p>
+        </w:tc>
+        <w:tc>
+          <w:tcPr/>
+          <w:p>
+            <w:pPr>
+              <w:pStyle w:val="Compact"/>
+            </w:pPr>
+            <w:r>
+              <w:rPr>
+                <w:sz w:val="19"/>
+                <w:lang w:val="es-CO"/>
+              </w:rPr>
+              <w:t xml:space="preserve">6 vistas</w:t>
             </w:r>
           </w:p>
         </w:tc>
@@ -820,85 +918,37 @@
                 <w:sz w:val="19"/>
                 <w:lang w:val="es-CO"/>
               </w:rPr>
-              <w:t xml:space="preserve">01_ddl/04_vistas.sql</w:t>
-            </w:r>
-          </w:p>
-        </w:tc>
-        <w:tc>
-          <w:tcPr/>
-          <w:p>
-            <w:pPr>
-              <w:pStyle w:val="Compact"/>
-            </w:pPr>
-            <w:r>
-              <w:rPr>
-                <w:sz w:val="19"/>
-                <w:lang w:val="es-CO"/>
-              </w:rPr>
-              <w:t xml:space="preserve">Vistas</w:t>
-            </w:r>
-          </w:p>
-        </w:tc>
-        <w:tc>
-          <w:tcPr/>
-          <w:p>
-            <w:pPr>
-              <w:pStyle w:val="Compact"/>
-            </w:pPr>
-            <w:r>
-              <w:rPr>
-                <w:sz w:val="19"/>
-                <w:lang w:val="es-CO"/>
-              </w:rPr>
-              <w:t xml:space="preserve">6 vistas</w:t>
-            </w:r>
-          </w:p>
-        </w:tc>
-      </w:tr>
-      <w:tr>
-        <w:tc>
-          <w:tcPr/>
-          <w:p>
-            <w:pPr>
-              <w:pStyle w:val="Compact"/>
-            </w:pPr>
-            <w:r>
-              <w:rPr>
-                <w:rStyle w:val="VerbatimChar"/>
-                <w:sz w:val="19"/>
-                <w:lang w:val="es-CO"/>
-              </w:rPr>
-              <w:t xml:space="preserve">01_ddl/05_programas.sql</w:t>
-            </w:r>
-          </w:p>
-        </w:tc>
-        <w:tc>
-          <w:tcPr/>
-          <w:p>
-            <w:pPr>
-              <w:pStyle w:val="Compact"/>
-            </w:pPr>
-            <w:r>
-              <w:rPr>
-                <w:sz w:val="19"/>
-                <w:lang w:val="es-CO"/>
-              </w:rPr>
-              <w:t xml:space="preserve">Funciones y disparadores PL/SQL</w:t>
-            </w:r>
-          </w:p>
-        </w:tc>
-        <w:tc>
-          <w:tcPr/>
-          <w:p>
-            <w:pPr>
-              <w:pStyle w:val="Compact"/>
-            </w:pPr>
-            <w:r>
-              <w:rPr>
-                <w:sz w:val="19"/>
-                <w:lang w:val="es-CO"/>
-              </w:rPr>
-              <w:t xml:space="preserve">2 funciones y 6 disparadores</w:t>
+              <w:t xml:space="preserve">01_ddl/04_programas.sql</w:t>
+            </w:r>
+          </w:p>
+        </w:tc>
+        <w:tc>
+          <w:tcPr/>
+          <w:p>
+            <w:pPr>
+              <w:pStyle w:val="Compact"/>
+            </w:pPr>
+            <w:r>
+              <w:rPr>
+                <w:sz w:val="19"/>
+                <w:lang w:val="es-CO"/>
+              </w:rPr>
+              <w:t xml:space="preserve">Funciones, procedimientos y disparadores</w:t>
+            </w:r>
+          </w:p>
+        </w:tc>
+        <w:tc>
+          <w:tcPr/>
+          <w:p>
+            <w:pPr>
+              <w:pStyle w:val="Compact"/>
+            </w:pPr>
+            <w:r>
+              <w:rPr>
+                <w:sz w:val="19"/>
+                <w:lang w:val="es-CO"/>
+              </w:rPr>
+              <w:t xml:space="preserve">2 funciones, 3 procedimientos y 9 disparadores</w:t>
             </w:r>
           </w:p>
         </w:tc>
@@ -941,7 +991,7 @@
           <w:bCs/>
           <w:lang w:val="es-CO"/>
         </w:rPr>
-        <w:t xml:space="preserve">Restricciones con nombre.</w:t>
+        <w:t xml:space="preserve">Motor InnoDB y utf8mb4.</w:t>
       </w:r>
       <w:r>
         <w:rPr>
@@ -953,7 +1003,7 @@
         <w:rPr>
           <w:lang w:val="es-CO"/>
         </w:rPr>
-        <w:t xml:space="preserve">Todas siguen la convención</w:t>
+        <w:t xml:space="preserve">InnoDB es el motor de MySQL que maneja llaves foráneas y transacciones. La base usa</w:t>
       </w:r>
       <w:r>
         <w:rPr>
@@ -966,13 +1016,7 @@
           <w:rStyle w:val="VerbatimChar"/>
           <w:lang w:val="es-CO"/>
         </w:rPr>
-        <w:t xml:space="preserve">PK_</w:t>
-      </w:r>
-      <w:r>
-        <w:rPr>
-          <w:lang w:val="es-CO"/>
-        </w:rPr>
-        <w:t xml:space="preserve">,</w:t>
+        <w:t xml:space="preserve">utf8mb4</w:t>
       </w:r>
       <w:r>
         <w:rPr>
@@ -982,103 +1026,9 @@
       </w:r>
       <w:r>
         <w:rPr>
-          <w:rStyle w:val="VerbatimChar"/>
-          <w:lang w:val="es-CO"/>
-        </w:rPr>
-        <w:t xml:space="preserve">FK_</w:t>
-      </w:r>
-      <w:r>
-        <w:rPr>
-          <w:lang w:val="es-CO"/>
-        </w:rPr>
-        <w:t xml:space="preserve">,</w:t>
-      </w:r>
-      <w:r>
-        <w:rPr>
-          <w:lang w:val="es-CO"/>
-        </w:rPr>
-        <w:t xml:space="preserve"> </w:t>
-      </w:r>
-      <w:r>
-        <w:rPr>
-          <w:rStyle w:val="VerbatimChar"/>
-          <w:lang w:val="es-CO"/>
-        </w:rPr>
-        <w:t xml:space="preserve">UQ_</w:t>
-      </w:r>
-      <w:r>
-        <w:rPr>
-          <w:lang w:val="es-CO"/>
-        </w:rPr>
-        <w:t xml:space="preserve"> </w:t>
-      </w:r>
-      <w:r>
-        <w:rPr>
-          <w:lang w:val="es-CO"/>
-        </w:rPr>
-        <w:t xml:space="preserve">y</w:t>
-      </w:r>
-      <w:r>
-        <w:rPr>
-          <w:lang w:val="es-CO"/>
-        </w:rPr>
-        <w:t xml:space="preserve"> </w:t>
-      </w:r>
-      <w:r>
-        <w:rPr>
-          <w:rStyle w:val="VerbatimChar"/>
-          <w:lang w:val="es-CO"/>
-        </w:rPr>
-        <w:t xml:space="preserve">CK_</w:t>
-      </w:r>
-      <w:r>
-        <w:rPr>
-          <w:lang w:val="es-CO"/>
-        </w:rPr>
-        <w:t xml:space="preserve"> </w:t>
-      </w:r>
-      <w:r>
-        <w:rPr>
-          <w:lang w:val="es-CO"/>
-        </w:rPr>
-        <w:t xml:space="preserve">+ tabla + columna, de modo que</w:t>
-      </w:r>
-      <w:r>
-        <w:rPr>
-          <w:lang w:val="es-CO"/>
-        </w:rPr>
-        <w:t xml:space="preserve"> </w:t>
-      </w:r>
-      <w:r>
-        <w:rPr>
-          <w:lang w:val="es-CO"/>
-        </w:rPr>
-        <w:t xml:space="preserve">un error como</w:t>
-      </w:r>
-      <w:r>
-        <w:rPr>
-          <w:lang w:val="es-CO"/>
-        </w:rPr>
-        <w:t xml:space="preserve"> </w:t>
-      </w:r>
-      <w:r>
-        <w:rPr>
-          <w:rStyle w:val="VerbatimChar"/>
-          <w:lang w:val="es-CO"/>
-        </w:rPr>
-        <w:t xml:space="preserve">ORA-02291: integrity constraint (VETDB.FK_CITA_MASCOTA) violated</w:t>
-      </w:r>
-      <w:r>
-        <w:rPr>
-          <w:lang w:val="es-CO"/>
-        </w:rPr>
-        <w:t xml:space="preserve"> </w:t>
-      </w:r>
-      <w:r>
-        <w:rPr>
-          <w:lang w:val="es-CO"/>
-        </w:rPr>
-        <w:t xml:space="preserve">indica exactamente la regla.</w:t>
+          <w:lang w:val="es-CO"/>
+        </w:rPr>
+        <w:t xml:space="preserve">para guardar bien las tildes y la ñ.</w:t>
       </w:r>
     </w:p>
     <w:p>
@@ -1095,7 +1045,7 @@
           <w:bCs/>
           <w:lang w:val="es-CO"/>
         </w:rPr>
-        <w:t xml:space="preserve">Relación circular SEDE–EMPLEADO.</w:t>
+        <w:t xml:space="preserve">Restricciones con nombre.</w:t>
       </w:r>
       <w:r>
         <w:rPr>
@@ -1105,10 +1055,9 @@
       </w:r>
       <w:r>
         <w:rPr>
-          <w:rStyle w:val="VerbatimChar"/>
-          <w:lang w:val="es-CO"/>
-        </w:rPr>
-        <w:t xml:space="preserve">FK_SEDE_DIRECTOR</w:t>
+          <w:lang w:val="es-CO"/>
+        </w:rPr>
+        <w:t xml:space="preserve">Todas siguen la convención</w:t>
       </w:r>
       <w:r>
         <w:rPr>
@@ -1118,9 +1067,16 @@
       </w:r>
       <w:r>
         <w:rPr>
-          <w:lang w:val="es-CO"/>
-        </w:rPr>
-        <w:t xml:space="preserve">se crea con</w:t>
+          <w:rStyle w:val="VerbatimChar"/>
+          <w:lang w:val="es-CO"/>
+        </w:rPr>
+        <w:t xml:space="preserve">PK_</w:t>
+      </w:r>
+      <w:r>
+        <w:rPr>
+          <w:lang w:val="es-CO"/>
+        </w:rPr>
+        <w:t xml:space="preserve">,</w:t>
       </w:r>
       <w:r>
         <w:rPr>
@@ -1133,7 +1089,13 @@
           <w:rStyle w:val="VerbatimChar"/>
           <w:lang w:val="es-CO"/>
         </w:rPr>
-        <w:t xml:space="preserve">ALTER TABLE</w:t>
+        <w:t xml:space="preserve">FK_</w:t>
+      </w:r>
+      <w:r>
+        <w:rPr>
+          <w:lang w:val="es-CO"/>
+        </w:rPr>
+        <w:t xml:space="preserve">,</w:t>
       </w:r>
       <w:r>
         <w:rPr>
@@ -1143,9 +1105,84 @@
       </w:r>
       <w:r>
         <w:rPr>
-          <w:lang w:val="es-CO"/>
-        </w:rPr>
-        <w:t xml:space="preserve">después de las dos tablas.</w:t>
+          <w:rStyle w:val="VerbatimChar"/>
+          <w:lang w:val="es-CO"/>
+        </w:rPr>
+        <w:t xml:space="preserve">UQ_</w:t>
+      </w:r>
+      <w:r>
+        <w:rPr>
+          <w:lang w:val="es-CO"/>
+        </w:rPr>
+        <w:t xml:space="preserve"> </w:t>
+      </w:r>
+      <w:r>
+        <w:rPr>
+          <w:lang w:val="es-CO"/>
+        </w:rPr>
+        <w:t xml:space="preserve">y</w:t>
+      </w:r>
+      <w:r>
+        <w:rPr>
+          <w:lang w:val="es-CO"/>
+        </w:rPr>
+        <w:t xml:space="preserve"> </w:t>
+      </w:r>
+      <w:r>
+        <w:rPr>
+          <w:rStyle w:val="VerbatimChar"/>
+          <w:lang w:val="es-CO"/>
+        </w:rPr>
+        <w:t xml:space="preserve">CK_</w:t>
+      </w:r>
+      <w:r>
+        <w:rPr>
+          <w:lang w:val="es-CO"/>
+        </w:rPr>
+        <w:t xml:space="preserve"> </w:t>
+      </w:r>
+      <w:r>
+        <w:rPr>
+          <w:lang w:val="es-CO"/>
+        </w:rPr>
+        <w:t xml:space="preserve">+ tabla + columna. Así, un error</w:t>
+      </w:r>
+      <w:r>
+        <w:rPr>
+          <w:lang w:val="es-CO"/>
+        </w:rPr>
+        <w:t xml:space="preserve"> </w:t>
+      </w:r>
+      <w:r>
+        <w:rPr>
+          <w:lang w:val="es-CO"/>
+        </w:rPr>
+        <w:t xml:space="preserve">como</w:t>
+      </w:r>
+      <w:r>
+        <w:rPr>
+          <w:lang w:val="es-CO"/>
+        </w:rPr>
+        <w:t xml:space="preserve"> </w:t>
+      </w:r>
+      <w:r>
+        <w:rPr>
+          <w:rStyle w:val="VerbatimChar"/>
+          <w:lang w:val="es-CO"/>
+        </w:rPr>
+        <w:t xml:space="preserve">Check constraint 'CK_MASCOTA_SEXO' is violated</w:t>
+      </w:r>
+      <w:r>
+        <w:rPr>
+          <w:lang w:val="es-CO"/>
+        </w:rPr>
+        <w:t xml:space="preserve"> </w:t>
+      </w:r>
+      <w:r>
+        <w:rPr>
+          <w:lang w:val="es-CO"/>
+        </w:rPr>
+        <w:t xml:space="preserve">dice exactamente qué regla se rompió.</w:t>
       </w:r>
     </w:p>
     <w:p>
@@ -1162,7 +1199,7 @@
           <w:bCs/>
           <w:lang w:val="es-CO"/>
         </w:rPr>
-        <w:t xml:space="preserve">Índices sobre llaves foráneas.</w:t>
+        <w:t xml:space="preserve">Relación circular SEDE–EMPLEADO.</w:t>
       </w:r>
       <w:r>
         <w:rPr>
@@ -1172,9 +1209,10 @@
       </w:r>
       <w:r>
         <w:rPr>
-          <w:lang w:val="es-CO"/>
-        </w:rPr>
-        <w:t xml:space="preserve">Oracle crea índices automáticos solo para PK y UNIQUE; se agregaron índices a las</w:t>
+          <w:rStyle w:val="VerbatimChar"/>
+          <w:lang w:val="es-CO"/>
+        </w:rPr>
+        <w:t xml:space="preserve">FK_SEDE_DIRECTOR</w:t>
       </w:r>
       <w:r>
         <w:rPr>
@@ -1186,7 +1224,7 @@
         <w:rPr>
           <w:lang w:val="es-CO"/>
         </w:rPr>
-        <w:t xml:space="preserve">llaves foráneas que no los tenían (por ejemplo</w:t>
+        <w:t xml:space="preserve">se crea con</w:t>
       </w:r>
       <w:r>
         <w:rPr>
@@ -1199,26 +1237,19 @@
           <w:rStyle w:val="VerbatimChar"/>
           <w:lang w:val="es-CO"/>
         </w:rPr>
-        <w:t xml:space="preserve">IX_CITA_MASCOTA</w:t>
-      </w:r>
-      <w:r>
-        <w:rPr>
-          <w:lang w:val="es-CO"/>
-        </w:rPr>
-        <w:t xml:space="preserve">) y a columnas de búsqueda (</w:t>
-      </w:r>
-      <w:r>
-        <w:rPr>
-          <w:rStyle w:val="VerbatimChar"/>
-          <w:lang w:val="es-CO"/>
-        </w:rPr>
-        <w:t xml:space="preserve">IX_CLIENTE_APELLIDOS</w:t>
-      </w:r>
-      <w:r>
-        <w:rPr>
-          <w:lang w:val="es-CO"/>
-        </w:rPr>
-        <w:t xml:space="preserve">).</w:t>
+        <w:t xml:space="preserve">ALTER TABLE</w:t>
+      </w:r>
+      <w:r>
+        <w:rPr>
+          <w:lang w:val="es-CO"/>
+        </w:rPr>
+        <w:t xml:space="preserve"> </w:t>
+      </w:r>
+      <w:r>
+        <w:rPr>
+          <w:lang w:val="es-CO"/>
+        </w:rPr>
+        <w:t xml:space="preserve">después de las dos tablas.</w:t>
       </w:r>
     </w:p>
     <w:p>
@@ -1235,7 +1266,7 @@
           <w:bCs/>
           <w:lang w:val="es-CO"/>
         </w:rPr>
-        <w:t xml:space="preserve">Secuencias.</w:t>
+        <w:t xml:space="preserve">AUTO_INCREMENT.</w:t>
       </w:r>
       <w:r>
         <w:rPr>
@@ -1247,7 +1278,7 @@
         <w:rPr>
           <w:lang w:val="es-CO"/>
         </w:rPr>
-        <w:t xml:space="preserve">Una por tabla con llave numérica propia; comienzan después del último identificador cargado para que</w:t>
+        <w:t xml:space="preserve">Las tablas con llave numérica propia generan sus identificadores con</w:t>
       </w:r>
       <w:r>
         <w:rPr>
@@ -1257,9 +1288,28 @@
       </w:r>
       <w:r>
         <w:rPr>
-          <w:lang w:val="es-CO"/>
-        </w:rPr>
-        <w:t xml:space="preserve">los registros nuevos no choquen con los datos de prueba.</w:t>
+          <w:rStyle w:val="VerbatimChar"/>
+          <w:lang w:val="es-CO"/>
+        </w:rPr>
+        <w:t xml:space="preserve">AUTO_INCREMENT</w:t>
+      </w:r>
+      <w:r>
+        <w:rPr>
+          <w:lang w:val="es-CO"/>
+        </w:rPr>
+        <w:t xml:space="preserve">. Como los</w:t>
+      </w:r>
+      <w:r>
+        <w:rPr>
+          <w:lang w:val="es-CO"/>
+        </w:rPr>
+        <w:t xml:space="preserve"> </w:t>
+      </w:r>
+      <w:r>
+        <w:rPr>
+          <w:lang w:val="es-CO"/>
+        </w:rPr>
+        <w:t xml:space="preserve">datos de prueba se insertan con su id, MySQL continúa después del último identificador cargado.</w:t>
       </w:r>
     </w:p>
     <w:p>
@@ -1276,7 +1326,7 @@
           <w:bCs/>
           <w:lang w:val="es-CO"/>
         </w:rPr>
-        <w:t xml:space="preserve">Vistas para atributos derivados.</w:t>
+        <w:t xml:space="preserve">Comentarios en la misma tabla.</w:t>
       </w:r>
       <w:r>
         <w:rPr>
@@ -1288,20 +1338,7 @@
         <w:rPr>
           <w:lang w:val="es-CO"/>
         </w:rPr>
-        <w:t xml:space="preserve">El total de la factura (</w:t>
-      </w:r>
-      <w:r>
-        <w:rPr>
-          <w:rStyle w:val="VerbatimChar"/>
-          <w:lang w:val="es-CO"/>
-        </w:rPr>
-        <w:t xml:space="preserve">V_FACTURA_TOTAL</w:t>
-      </w:r>
-      <w:r>
-        <w:rPr>
-          <w:lang w:val="es-CO"/>
-        </w:rPr>
-        <w:t xml:space="preserve">) y la edad de la mascota</w:t>
+        <w:t xml:space="preserve">El diccionario de datos queda dentro de la base con</w:t>
       </w:r>
       <w:r>
         <w:rPr>
@@ -1311,22 +1348,60 @@
       </w:r>
       <w:r>
         <w:rPr>
-          <w:lang w:val="es-CO"/>
-        </w:rPr>
-        <w:t xml:space="preserve">(</w:t>
-      </w:r>
-      <w:r>
-        <w:rPr>
-          <w:rStyle w:val="VerbatimChar"/>
-          <w:lang w:val="es-CO"/>
-        </w:rPr>
-        <w:t xml:space="preserve">V_MASCOTA_DETALLE</w:t>
-      </w:r>
-      <w:r>
-        <w:rPr>
-          <w:lang w:val="es-CO"/>
-        </w:rPr>
-        <w:t xml:space="preserve">) se calculan y no se almacenan, para mantener la Tercera Forma Normal.</w:t>
+          <w:rStyle w:val="VerbatimChar"/>
+          <w:lang w:val="es-CO"/>
+        </w:rPr>
+        <w:t xml:space="preserve">COMMENT</w:t>
+      </w:r>
+      <w:r>
+        <w:rPr>
+          <w:lang w:val="es-CO"/>
+        </w:rPr>
+        <w:t xml:space="preserve"> </w:t>
+      </w:r>
+      <w:r>
+        <w:rPr>
+          <w:lang w:val="es-CO"/>
+        </w:rPr>
+        <w:t xml:space="preserve">en cada tabla y en</w:t>
+      </w:r>
+      <w:r>
+        <w:rPr>
+          <w:lang w:val="es-CO"/>
+        </w:rPr>
+        <w:t xml:space="preserve"> </w:t>
+      </w:r>
+      <w:r>
+        <w:rPr>
+          <w:lang w:val="es-CO"/>
+        </w:rPr>
+        <w:t xml:space="preserve">cada columna, y se ve en la pestaña</w:t>
+      </w:r>
+      <w:r>
+        <w:rPr>
+          <w:lang w:val="es-CO"/>
+        </w:rPr>
+        <w:t xml:space="preserve"> </w:t>
+      </w:r>
+      <w:r>
+        <w:rPr>
+          <w:i/>
+          <w:iCs/>
+          <w:lang w:val="es-CO"/>
+        </w:rPr>
+        <w:t xml:space="preserve">Columns</w:t>
+      </w:r>
+      <w:r>
+        <w:rPr>
+          <w:lang w:val="es-CO"/>
+        </w:rPr>
+        <w:t xml:space="preserve"> </w:t>
+      </w:r>
+      <w:r>
+        <w:rPr>
+          <w:lang w:val="es-CO"/>
+        </w:rPr>
+        <w:t xml:space="preserve">de Workbench.</w:t>
       </w:r>
     </w:p>
     <w:p>
@@ -1343,6 +1418,73 @@
           <w:bCs/>
           <w:lang w:val="es-CO"/>
         </w:rPr>
+        <w:t xml:space="preserve">Vistas para atributos derivados.</w:t>
+      </w:r>
+      <w:r>
+        <w:rPr>
+          <w:lang w:val="es-CO"/>
+        </w:rPr>
+        <w:t xml:space="preserve"> </w:t>
+      </w:r>
+      <w:r>
+        <w:rPr>
+          <w:lang w:val="es-CO"/>
+        </w:rPr>
+        <w:t xml:space="preserve">El total de la factura (</w:t>
+      </w:r>
+      <w:r>
+        <w:rPr>
+          <w:rStyle w:val="VerbatimChar"/>
+          <w:lang w:val="es-CO"/>
+        </w:rPr>
+        <w:t xml:space="preserve">V_FACTURA_TOTAL</w:t>
+      </w:r>
+      <w:r>
+        <w:rPr>
+          <w:lang w:val="es-CO"/>
+        </w:rPr>
+        <w:t xml:space="preserve">) y la edad de la mascota</w:t>
+      </w:r>
+      <w:r>
+        <w:rPr>
+          <w:lang w:val="es-CO"/>
+        </w:rPr>
+        <w:t xml:space="preserve"> </w:t>
+      </w:r>
+      <w:r>
+        <w:rPr>
+          <w:lang w:val="es-CO"/>
+        </w:rPr>
+        <w:t xml:space="preserve">(</w:t>
+      </w:r>
+      <w:r>
+        <w:rPr>
+          <w:rStyle w:val="VerbatimChar"/>
+          <w:lang w:val="es-CO"/>
+        </w:rPr>
+        <w:t xml:space="preserve">V_MASCOTA_DETALLE</w:t>
+      </w:r>
+      <w:r>
+        <w:rPr>
+          <w:lang w:val="es-CO"/>
+        </w:rPr>
+        <w:t xml:space="preserve">) se calculan y no se guardan, para mantener la Tercera Forma Normal.</w:t>
+      </w:r>
+    </w:p>
+    <w:p>
+      <w:pPr>
+        <w:pStyle w:val="Compact"/>
+        <w:numPr>
+          <w:ilvl w:val="0"/>
+          <w:numId w:val="1001"/>
+        </w:numPr>
+      </w:pPr>
+      <w:r>
+        <w:rPr>
+          <w:b/>
+          <w:bCs/>
+          <w:lang w:val="es-CO"/>
+        </w:rPr>
         <w:t xml:space="preserve">Disparadores para reglas que no caben en un CHECK.</w:t>
       </w:r>
       <w:r>
@@ -1355,7 +1497,7 @@
         <w:rPr>
           <w:lang w:val="es-CO"/>
         </w:rPr>
-        <w:t xml:space="preserve">Una restricción CHECK de Oracle no puede consultar otra</w:t>
+        <w:t xml:space="preserve">Un CHECK de MySQL no puede consultar otra tabla, así que las</w:t>
       </w:r>
       <w:r>
         <w:rPr>
@@ -1367,7 +1509,56 @@
         <w:rPr>
           <w:lang w:val="es-CO"/>
         </w:rPr>
-        <w:t xml:space="preserve">tabla; por eso las reglas RN-08 y RN-09 del documento de supuestos se implementaron con disparadores:</w:t>
+        <w:t xml:space="preserve">reglas RN-08 y RN-09 del documento de supuestos se hicieron con disparadores. En MySQL un disparador cubre un solo</w:t>
+      </w:r>
+      <w:r>
+        <w:rPr>
+          <w:lang w:val="es-CO"/>
+        </w:rPr>
+        <w:t xml:space="preserve"> </w:t>
+      </w:r>
+      <w:r>
+        <w:rPr>
+          <w:lang w:val="es-CO"/>
+        </w:rPr>
+        <w:t xml:space="preserve">evento (INSERT o UPDATE), por eso cada regla vive en un procedimiento que se llama desde los dos disparadores. Los</w:t>
+      </w:r>
+      <w:r>
+        <w:rPr>
+          <w:lang w:val="es-CO"/>
+        </w:rPr>
+        <w:t xml:space="preserve"> </w:t>
+      </w:r>
+      <w:r>
+        <w:rPr>
+          <w:lang w:val="es-CO"/>
+        </w:rPr>
+        <w:t xml:space="preserve">errores se lanzan con</w:t>
+      </w:r>
+      <w:r>
+        <w:rPr>
+          <w:lang w:val="es-CO"/>
+        </w:rPr>
+        <w:t xml:space="preserve"> </w:t>
+      </w:r>
+      <w:r>
+        <w:rPr>
+          <w:rStyle w:val="VerbatimChar"/>
+          <w:lang w:val="es-CO"/>
+        </w:rPr>
+        <w:t xml:space="preserve">SIGNAL SQLSTATE '45000'</w:t>
+      </w:r>
+      <w:r>
+        <w:rPr>
+          <w:lang w:val="es-CO"/>
+        </w:rPr>
+        <w:t xml:space="preserve"> </w:t>
+      </w:r>
+      <w:r>
+        <w:rPr>
+          <w:lang w:val="es-CO"/>
+        </w:rPr>
+        <w:t xml:space="preserve">y un código propio (20001 a 20006):</w:t>
       </w:r>
     </w:p>
     <w:p>
@@ -1437,7 +1628,7 @@
                 <w:sz w:val="19"/>
                 <w:lang w:val="es-CO"/>
               </w:rPr>
-              <w:t xml:space="preserve">Regla</w:t>
+              <w:t xml:space="preserve">Procedimiento / regla</w:t>
             </w:r>
           </w:p>
         </w:tc>
@@ -1455,22 +1646,7 @@
                 <w:sz w:val="19"/>
                 <w:lang w:val="es-CO"/>
               </w:rPr>
-              <w:t xml:space="preserve">TRG_VETERINARIO_TIPO</w:t>
-            </w:r>
-          </w:p>
-        </w:tc>
-        <w:tc>
-          <w:tcPr/>
-          <w:p>
-            <w:pPr>
-              <w:pStyle w:val="Compact"/>
-            </w:pPr>
-            <w:r>
-              <w:rPr>
-                <w:sz w:val="19"/>
-                <w:lang w:val="es-CO"/>
-              </w:rPr>
-              <w:t xml:space="preserve">Solo un empleado con</w:t>
+              <w:t xml:space="preserve">TRG_VETERINARIO_TIPO_INS</w:t>
             </w:r>
             <w:r>
               <w:rPr>
@@ -1481,10 +1657,62 @@
             </w:r>
             <w:r>
               <w:rPr>
+                <w:sz w:val="19"/>
+                <w:lang w:val="es-CO"/>
+              </w:rPr>
+              <w:t xml:space="preserve">y</w:t>
+            </w:r>
+            <w:r>
+              <w:rPr>
+                <w:sz w:val="19"/>
+                <w:lang w:val="es-CO"/>
+              </w:rPr>
+              <w:t xml:space="preserve"> </w:t>
+            </w:r>
+            <w:r>
+              <w:rPr>
                 <w:rStyle w:val="VerbatimChar"/>
                 <w:sz w:val="19"/>
                 <w:lang w:val="es-CO"/>
               </w:rPr>
+              <w:t xml:space="preserve">_UPD</w:t>
+            </w:r>
+          </w:p>
+        </w:tc>
+        <w:tc>
+          <w:tcPr/>
+          <w:p>
+            <w:pPr>
+              <w:pStyle w:val="Compact"/>
+            </w:pPr>
+            <w:r>
+              <w:rPr>
+                <w:rStyle w:val="VerbatimChar"/>
+                <w:sz w:val="19"/>
+                <w:lang w:val="es-CO"/>
+              </w:rPr>
+              <w:t xml:space="preserve">PR_VALIDAR_TIPO_EMPLEADO</w:t>
+            </w:r>
+            <w:r>
+              <w:rPr>
+                <w:sz w:val="19"/>
+                <w:lang w:val="es-CO"/>
+              </w:rPr>
+              <w:t xml:space="preserve">: solo un empleado con</w:t>
+            </w:r>
+            <w:r>
+              <w:rPr>
+                <w:sz w:val="19"/>
+                <w:lang w:val="es-CO"/>
+              </w:rPr>
+              <w:t xml:space="preserve"> </w:t>
+            </w:r>
+            <w:r>
+              <w:rPr>
+                <w:rStyle w:val="VerbatimChar"/>
+                <w:sz w:val="19"/>
+                <w:lang w:val="es-CO"/>
+              </w:rPr>
               <w:t xml:space="preserve">tipo_empleado = 'VET'</w:t>
             </w:r>
             <w:r>
@@ -1499,7 +1727,7 @@
                 <w:sz w:val="19"/>
                 <w:lang w:val="es-CO"/>
               </w:rPr>
-              <w:t xml:space="preserve">puede registrarse como veterinario (RN-09)</w:t>
+              <w:t xml:space="preserve">puede ser veterinario (RN-09, error 20001)</w:t>
             </w:r>
           </w:p>
         </w:tc>
@@ -1517,22 +1745,7 @@
                 <w:sz w:val="19"/>
                 <w:lang w:val="es-CO"/>
               </w:rPr>
-              <w:t xml:space="preserve">TRG_AUXILIAR_TIPO</w:t>
-            </w:r>
-          </w:p>
-        </w:tc>
-        <w:tc>
-          <w:tcPr/>
-          <w:p>
-            <w:pPr>
-              <w:pStyle w:val="Compact"/>
-            </w:pPr>
-            <w:r>
-              <w:rPr>
-                <w:sz w:val="19"/>
-                <w:lang w:val="es-CO"/>
-              </w:rPr>
-              <w:t xml:space="preserve">Solo un empleado con</w:t>
+              <w:t xml:space="preserve">TRG_AUXILIAR_TIPO_INS</w:t>
             </w:r>
             <w:r>
               <w:rPr>
@@ -1543,10 +1756,62 @@
             </w:r>
             <w:r>
               <w:rPr>
+                <w:sz w:val="19"/>
+                <w:lang w:val="es-CO"/>
+              </w:rPr>
+              <w:t xml:space="preserve">y</w:t>
+            </w:r>
+            <w:r>
+              <w:rPr>
+                <w:sz w:val="19"/>
+                <w:lang w:val="es-CO"/>
+              </w:rPr>
+              <w:t xml:space="preserve"> </w:t>
+            </w:r>
+            <w:r>
+              <w:rPr>
                 <w:rStyle w:val="VerbatimChar"/>
                 <w:sz w:val="19"/>
                 <w:lang w:val="es-CO"/>
               </w:rPr>
+              <w:t xml:space="preserve">_UPD</w:t>
+            </w:r>
+          </w:p>
+        </w:tc>
+        <w:tc>
+          <w:tcPr/>
+          <w:p>
+            <w:pPr>
+              <w:pStyle w:val="Compact"/>
+            </w:pPr>
+            <w:r>
+              <w:rPr>
+                <w:rStyle w:val="VerbatimChar"/>
+                <w:sz w:val="19"/>
+                <w:lang w:val="es-CO"/>
+              </w:rPr>
+              <w:t xml:space="preserve">PR_VALIDAR_TIPO_EMPLEADO</w:t>
+            </w:r>
+            <w:r>
+              <w:rPr>
+                <w:sz w:val="19"/>
+                <w:lang w:val="es-CO"/>
+              </w:rPr>
+              <w:t xml:space="preserve">: solo un empleado con</w:t>
+            </w:r>
+            <w:r>
+              <w:rPr>
+                <w:sz w:val="19"/>
+                <w:lang w:val="es-CO"/>
+              </w:rPr>
+              <w:t xml:space="preserve"> </w:t>
+            </w:r>
+            <w:r>
+              <w:rPr>
+                <w:rStyle w:val="VerbatimChar"/>
+                <w:sz w:val="19"/>
+                <w:lang w:val="es-CO"/>
+              </w:rPr>
               <w:t xml:space="preserve">tipo_empleado = 'AUX'</w:t>
             </w:r>
             <w:r>
@@ -1561,7 +1826,7 @@
                 <w:sz w:val="19"/>
                 <w:lang w:val="es-CO"/>
               </w:rPr>
-              <w:t xml:space="preserve">puede registrarse como auxiliar (RN-09)</w:t>
+              <w:t xml:space="preserve">puede ser auxiliar (RN-09, error 20002)</w:t>
             </w:r>
           </w:p>
         </w:tc>
@@ -1579,22 +1844,59 @@
                 <w:sz w:val="19"/>
                 <w:lang w:val="es-CO"/>
               </w:rPr>
-              <w:t xml:space="preserve">TRG_CITA_VETERINARIO_SEDE</w:t>
-            </w:r>
-          </w:p>
-        </w:tc>
-        <w:tc>
-          <w:tcPr/>
-          <w:p>
-            <w:pPr>
-              <w:pStyle w:val="Compact"/>
-            </w:pPr>
-            <w:r>
-              <w:rPr>
-                <w:sz w:val="19"/>
-                <w:lang w:val="es-CO"/>
-              </w:rPr>
-              <w:t xml:space="preserve">El veterinario de la cita debe laborar en la sede de la cita (RN-08)</w:t>
+              <w:t xml:space="preserve">TRG_CITA_VETERINARIO_SEDE_INS</w:t>
+            </w:r>
+            <w:r>
+              <w:rPr>
+                <w:sz w:val="19"/>
+                <w:lang w:val="es-CO"/>
+              </w:rPr>
+              <w:t xml:space="preserve"> </w:t>
+            </w:r>
+            <w:r>
+              <w:rPr>
+                <w:sz w:val="19"/>
+                <w:lang w:val="es-CO"/>
+              </w:rPr>
+              <w:t xml:space="preserve">y</w:t>
+            </w:r>
+            <w:r>
+              <w:rPr>
+                <w:sz w:val="19"/>
+                <w:lang w:val="es-CO"/>
+              </w:rPr>
+              <w:t xml:space="preserve"> </w:t>
+            </w:r>
+            <w:r>
+              <w:rPr>
+                <w:rStyle w:val="VerbatimChar"/>
+                <w:sz w:val="19"/>
+                <w:lang w:val="es-CO"/>
+              </w:rPr>
+              <w:t xml:space="preserve">TRG_CITA_UPD</w:t>
+            </w:r>
+          </w:p>
+        </w:tc>
+        <w:tc>
+          <w:tcPr/>
+          <w:p>
+            <w:pPr>
+              <w:pStyle w:val="Compact"/>
+            </w:pPr>
+            <w:r>
+              <w:rPr>
+                <w:rStyle w:val="VerbatimChar"/>
+                <w:sz w:val="19"/>
+                <w:lang w:val="es-CO"/>
+              </w:rPr>
+              <w:t xml:space="preserve">PR_VALIDAR_SEDE_VETERINARIO</w:t>
+            </w:r>
+            <w:r>
+              <w:rPr>
+                <w:sz w:val="19"/>
+                <w:lang w:val="es-CO"/>
+              </w:rPr>
+              <w:t xml:space="preserve">: el veterinario de la cita debe trabajar en la sede de la cita (RN-08, error 20003)</w:t>
             </w:r>
           </w:p>
         </w:tc>
@@ -1612,22 +1914,59 @@
                 <w:sz w:val="19"/>
                 <w:lang w:val="es-CO"/>
               </w:rPr>
-              <w:t xml:space="preserve">TRG_CONSULTA_CITA_ATENDIDA</w:t>
-            </w:r>
-          </w:p>
-        </w:tc>
-        <w:tc>
-          <w:tcPr/>
-          <w:p>
-            <w:pPr>
-              <w:pStyle w:val="Compact"/>
-            </w:pPr>
-            <w:r>
-              <w:rPr>
-                <w:sz w:val="19"/>
-                <w:lang w:val="es-CO"/>
-              </w:rPr>
-              <w:t xml:space="preserve">Solo una cita ATENDIDA puede generar consulta (supuesto S-28)</w:t>
+              <w:t xml:space="preserve">TRG_CONSULTA_CITA_ATENDIDA_INS</w:t>
+            </w:r>
+            <w:r>
+              <w:rPr>
+                <w:sz w:val="19"/>
+                <w:lang w:val="es-CO"/>
+              </w:rPr>
+              <w:t xml:space="preserve"> </w:t>
+            </w:r>
+            <w:r>
+              <w:rPr>
+                <w:sz w:val="19"/>
+                <w:lang w:val="es-CO"/>
+              </w:rPr>
+              <w:t xml:space="preserve">y</w:t>
+            </w:r>
+            <w:r>
+              <w:rPr>
+                <w:sz w:val="19"/>
+                <w:lang w:val="es-CO"/>
+              </w:rPr>
+              <w:t xml:space="preserve"> </w:t>
+            </w:r>
+            <w:r>
+              <w:rPr>
+                <w:rStyle w:val="VerbatimChar"/>
+                <w:sz w:val="19"/>
+                <w:lang w:val="es-CO"/>
+              </w:rPr>
+              <w:t xml:space="preserve">_UPD</w:t>
+            </w:r>
+          </w:p>
+        </w:tc>
+        <w:tc>
+          <w:tcPr/>
+          <w:p>
+            <w:pPr>
+              <w:pStyle w:val="Compact"/>
+            </w:pPr>
+            <w:r>
+              <w:rPr>
+                <w:rStyle w:val="VerbatimChar"/>
+                <w:sz w:val="19"/>
+                <w:lang w:val="es-CO"/>
+              </w:rPr>
+              <w:t xml:space="preserve">PR_VALIDAR_CITA_ATENDIDA</w:t>
+            </w:r>
+            <w:r>
+              <w:rPr>
+                <w:sz w:val="19"/>
+                <w:lang w:val="es-CO"/>
+              </w:rPr>
+              <w:t xml:space="preserve">: solo una cita ATENDIDA puede generar consulta (supuesto S-28, error 20004)</w:t>
             </w:r>
           </w:p>
         </w:tc>
@@ -1660,7 +1999,7 @@
                 <w:sz w:val="19"/>
                 <w:lang w:val="es-CO"/>
               </w:rPr>
-              <w:t xml:space="preserve">No se puede cambiar el tipo de un empleado que ya tiene fila de subtipo (evita eludir RN-09 con un UPDATE)</w:t>
+              <w:t xml:space="preserve">No se puede cambiar el tipo de un empleado que ya tiene fila de subtipo (error 20005)</w:t>
             </w:r>
           </w:p>
         </w:tc>
@@ -1678,22 +2017,22 @@
                 <w:sz w:val="19"/>
                 <w:lang w:val="es-CO"/>
               </w:rPr>
-              <w:t xml:space="preserve">TRG_CITA_ESTADO_CONSULTA</w:t>
-            </w:r>
-          </w:p>
-        </w:tc>
-        <w:tc>
-          <w:tcPr/>
-          <w:p>
-            <w:pPr>
-              <w:pStyle w:val="Compact"/>
-            </w:pPr>
-            <w:r>
-              <w:rPr>
-                <w:sz w:val="19"/>
-                <w:lang w:val="es-CO"/>
-              </w:rPr>
-              <w:t xml:space="preserve">Una cita que ya generó consulta no puede dejar de estar ATENDIDA</w:t>
+              <w:t xml:space="preserve">TRG_CITA_UPD</w:t>
+            </w:r>
+          </w:p>
+        </w:tc>
+        <w:tc>
+          <w:tcPr/>
+          <w:p>
+            <w:pPr>
+              <w:pStyle w:val="Compact"/>
+            </w:pPr>
+            <w:r>
+              <w:rPr>
+                <w:sz w:val="19"/>
+                <w:lang w:val="es-CO"/>
+              </w:rPr>
+              <w:t xml:space="preserve">Además, una cita que ya generó consulta no puede dejar de estar ATENDIDA (error 20006)</w:t>
             </w:r>
           </w:p>
         </w:tc>
@@ -1793,7 +2132,7 @@
         <w:rPr>
           <w:lang w:val="es-CO"/>
         </w:rPr>
-        <w:t xml:space="preserve">prueba ficticios y reproducibles. El orden respeta las dependencias de las llaves foráneas:</w:t>
+        <w:t xml:space="preserve">prueba ficticios. El orden respeta las dependencias de las llaves foráneas:</w:t>
       </w:r>
     </w:p>
     <w:p>
@@ -1846,7 +2185,20 @@
         <w:rPr>
           <w:lang w:val="es-CO"/>
         </w:rPr>
-        <w:t xml:space="preserve">Las fechas se insertan con</w:t>
+        <w:t xml:space="preserve">Las fechas se escriben en formato ISO (</w:t>
+      </w:r>
+      <w:r>
+        <w:rPr>
+          <w:rStyle w:val="VerbatimChar"/>
+          <w:lang w:val="es-CO"/>
+        </w:rPr>
+        <w:t xml:space="preserve">'2025-10-08 16:13:00'</w:t>
+      </w:r>
+      <w:r>
+        <w:rPr>
+          <w:lang w:val="es-CO"/>
+        </w:rPr>
+        <w:t xml:space="preserve">), que MySQL entiende sin importar la configuración</w:t>
       </w:r>
       <w:r>
         <w:rPr>
@@ -1856,10 +2208,9 @@
       </w:r>
       <w:r>
         <w:rPr>
-          <w:rStyle w:val="VerbatimChar"/>
-          <w:lang w:val="es-CO"/>
-        </w:rPr>
-        <w:t xml:space="preserve">TO_DATE('AAAA-MM-DD HH24:MI:SS', …)</w:t>
+          <w:lang w:val="es-CO"/>
+        </w:rPr>
+        <w:t xml:space="preserve">regional. Cada archivo empieza con</w:t>
       </w:r>
       <w:r>
         <w:rPr>
@@ -1869,9 +2220,10 @@
       </w:r>
       <w:r>
         <w:rPr>
-          <w:lang w:val="es-CO"/>
-        </w:rPr>
-        <w:t xml:space="preserve">para no depender de la configuración regional de la</w:t>
+          <w:rStyle w:val="VerbatimChar"/>
+          <w:lang w:val="es-CO"/>
+        </w:rPr>
+        <w:t xml:space="preserve">USE sigevet;</w:t>
       </w:r>
       <w:r>
         <w:rPr>
@@ -1883,7 +2235,14 @@
         <w:rPr>
           <w:lang w:val="es-CO"/>
         </w:rPr>
-        <w:t xml:space="preserve">sesión, y cada archivo termina con</w:t>
+        <w:t xml:space="preserve">y agrupa sus INSERT en una transacción (</w:t>
+      </w:r>
+      <w:r>
+        <w:rPr>
+          <w:rStyle w:val="VerbatimChar"/>
+          <w:lang w:val="es-CO"/>
+        </w:rPr>
+        <w:t xml:space="preserve">START TRANSACTION</w:t>
       </w:r>
       <w:r>
         <w:rPr>
@@ -1893,6 +2252,18 @@
       </w:r>
       <w:r>
         <w:rPr>
+          <w:lang w:val="es-CO"/>
+        </w:rPr>
+        <w:t xml:space="preserve">…</w:t>
+      </w:r>
+      <w:r>
+        <w:rPr>
+          <w:lang w:val="es-CO"/>
+        </w:rPr>
+        <w:t xml:space="preserve"> </w:t>
+      </w:r>
+      <w:r>
+        <w:rPr>
           <w:rStyle w:val="VerbatimChar"/>
           <w:lang w:val="es-CO"/>
         </w:rPr>
@@ -1902,7 +2273,7 @@
         <w:rPr>
           <w:lang w:val="es-CO"/>
         </w:rPr>
-        <w:t xml:space="preserve">.</w:t>
+        <w:t xml:space="preserve">).</w:t>
       </w:r>
     </w:p>
     <w:p>
@@ -2061,7 +2432,7 @@
                 <w:sz w:val="19"/>
                 <w:lang w:val="es-CO"/>
               </w:rPr>
-              <w:t xml:space="preserve">Objetos, restricciones y registros por tabla, objetos inválidos y prueba de las reglas de negocio</w:t>
+              <w:t xml:space="preserve">Objetos, restricciones y registros por tabla, y prueba de que las reglas de negocio rechazan datos inválidos</w:t>
             </w:r>
           </w:p>
         </w:tc>
@@ -2079,22 +2450,51 @@
                 <w:sz w:val="19"/>
                 <w:lang w:val="es-CO"/>
               </w:rPr>
-              <w:t xml:space="preserve">03_varios/03_permisos_lectura.sql</w:t>
-            </w:r>
-          </w:p>
-        </w:tc>
-        <w:tc>
-          <w:tcPr/>
-          <w:p>
-            <w:pPr>
-              <w:pStyle w:val="Compact"/>
-            </w:pPr>
-            <w:r>
-              <w:rPr>
-                <w:sz w:val="19"/>
-                <w:lang w:val="es-CO"/>
-              </w:rPr>
-              <w:t xml:space="preserve">SELECT sobre tablas y vistas para el rol de solo lectura de la aplicación</w:t>
+              <w:t xml:space="preserve">03_varios/03_reiniciar_base.sql</w:t>
+            </w:r>
+          </w:p>
+        </w:tc>
+        <w:tc>
+          <w:tcPr/>
+          <w:p>
+            <w:pPr>
+              <w:pStyle w:val="Compact"/>
+            </w:pPr>
+            <w:r>
+              <w:rPr>
+                <w:sz w:val="19"/>
+                <w:lang w:val="es-CO"/>
+              </w:rPr>
+              <w:t xml:space="preserve">Borra la base</w:t>
+            </w:r>
+            <w:r>
+              <w:rPr>
+                <w:sz w:val="19"/>
+                <w:lang w:val="es-CO"/>
+              </w:rPr>
+              <w:t xml:space="preserve"> </w:t>
+            </w:r>
+            <w:r>
+              <w:rPr>
+                <w:rStyle w:val="VerbatimChar"/>
+                <w:sz w:val="19"/>
+                <w:lang w:val="es-CO"/>
+              </w:rPr>
+              <w:t xml:space="preserve">sigevet</w:t>
+            </w:r>
+            <w:r>
+              <w:rPr>
+                <w:sz w:val="19"/>
+                <w:lang w:val="es-CO"/>
+              </w:rPr>
+              <w:t xml:space="preserve"> </w:t>
+            </w:r>
+            <w:r>
+              <w:rPr>
+                <w:sz w:val="19"/>
+                <w:lang w:val="es-CO"/>
+              </w:rPr>
+              <w:t xml:space="preserve">y la crea vacía para reinstalar (los usuarios se conservan)</w:t>
             </w:r>
           </w:p>
         </w:tc>
@@ -2112,22 +2512,51 @@
                 <w:sz w:val="19"/>
                 <w:lang w:val="es-CO"/>
               </w:rPr>
-              <w:t xml:space="preserve">03_varios/04_eliminar_objetos.sql</w:t>
-            </w:r>
-          </w:p>
-        </w:tc>
-        <w:tc>
-          <w:tcPr/>
-          <w:p>
-            <w:pPr>
-              <w:pStyle w:val="Compact"/>
-            </w:pPr>
-            <w:r>
-              <w:rPr>
-                <w:sz w:val="19"/>
-                <w:lang w:val="es-CO"/>
-              </w:rPr>
-              <w:t xml:space="preserve">Elimina todos los objetos del esquema para reinstalar</w:t>
+              <w:t xml:space="preserve">instalar_esquema.sql</w:t>
+            </w:r>
+          </w:p>
+        </w:tc>
+        <w:tc>
+          <w:tcPr/>
+          <w:p>
+            <w:pPr>
+              <w:pStyle w:val="Compact"/>
+            </w:pPr>
+            <w:r>
+              <w:rPr>
+                <w:sz w:val="19"/>
+                <w:lang w:val="es-CO"/>
+              </w:rPr>
+              <w:t xml:space="preserve">Script maestro: ejecuta todo en orden con</w:t>
+            </w:r>
+            <w:r>
+              <w:rPr>
+                <w:sz w:val="19"/>
+                <w:lang w:val="es-CO"/>
+              </w:rPr>
+              <w:t xml:space="preserve"> </w:t>
+            </w:r>
+            <w:r>
+              <w:rPr>
+                <w:rStyle w:val="VerbatimChar"/>
+                <w:sz w:val="19"/>
+                <w:lang w:val="es-CO"/>
+              </w:rPr>
+              <w:t xml:space="preserve">SOURCE</w:t>
+            </w:r>
+            <w:r>
+              <w:rPr>
+                <w:sz w:val="19"/>
+                <w:lang w:val="es-CO"/>
+              </w:rPr>
+              <w:t xml:space="preserve"> </w:t>
+            </w:r>
+            <w:r>
+              <w:rPr>
+                <w:sz w:val="19"/>
+                <w:lang w:val="es-CO"/>
+              </w:rPr>
+              <w:t xml:space="preserve">y termina con la verificación</w:t>
             </w:r>
           </w:p>
         </w:tc>
@@ -2145,39 +2574,6 @@
                 <w:sz w:val="19"/>
                 <w:lang w:val="es-CO"/>
               </w:rPr>
-              <w:t xml:space="preserve">instalar_esquema.sql</w:t>
-            </w:r>
-          </w:p>
-        </w:tc>
-        <w:tc>
-          <w:tcPr/>
-          <w:p>
-            <w:pPr>
-              <w:pStyle w:val="Compact"/>
-            </w:pPr>
-            <w:r>
-              <w:rPr>
-                <w:sz w:val="19"/>
-                <w:lang w:val="es-CO"/>
-              </w:rPr>
-              <w:t xml:space="preserve">Script maestro que ejecuta todo en orden y termina con la verificación</w:t>
-            </w:r>
-          </w:p>
-        </w:tc>
-      </w:tr>
-      <w:tr>
-        <w:tc>
-          <w:tcPr/>
-          <w:p>
-            <w:pPr>
-              <w:pStyle w:val="Compact"/>
-            </w:pPr>
-            <w:r>
-              <w:rPr>
-                <w:rStyle w:val="VerbatimChar"/>
-                <w:sz w:val="19"/>
-                <w:lang w:val="es-CO"/>
-              </w:rPr>
               <w:t xml:space="preserve">vm/scripts/cargar_bd.sh</w:t>
             </w:r>
           </w:p>
@@ -2193,7 +2589,7 @@
                 <w:sz w:val="19"/>
                 <w:lang w:val="es-CO"/>
               </w:rPr>
-              <w:t xml:space="preserve">Crea los usuarios (si no existen) y ejecuta el script maestro dentro de la VM</w:t>
+              <w:t xml:space="preserve">Crea la base y los usuarios (si no existen) y ejecuta el script maestro dentro de la VM</w:t>
             </w:r>
           </w:p>
         </w:tc>
@@ -2232,7 +2628,7 @@
           <w:bCs/>
           <w:lang w:val="es-CO"/>
         </w:rPr>
-        <w:t xml:space="preserve">Creación de usuarios y carga del esquema</w:t>
+        <w:t xml:space="preserve">Creación de la base y carga del esquema</w:t>
       </w:r>
       <w:r>
         <w:rPr>
@@ -2275,33 +2671,27 @@
           <w:rStyle w:val="VerbatimChar"/>
           <w:lang w:val="es-CO"/>
         </w:rPr>
-        <w:t xml:space="preserve">== Eliminando objetos anteriores de VETDB</w:t>
-      </w:r>
-      <w:r>
-        <w:br/>
-      </w:r>
-      <w:r>
-        <w:rPr>
-          <w:rStyle w:val="VerbatimChar"/>
-          <w:lang w:val="es-CO"/>
-        </w:rPr>
-        <w:t xml:space="preserve">Esquema VETDB vacío.</w:t>
-      </w:r>
-      <w:r>
-        <w:br/>
-      </w:r>
-      <w:r>
-        <w:br/>
-      </w:r>
-      <w:r>
-        <w:rPr>
-          <w:rStyle w:val="VerbatimChar"/>
-          <w:lang w:val="es-CO"/>
-        </w:rPr>
-        <w:t xml:space="preserve">PL/SQL procedure successfully completed.</w:t>
-      </w:r>
-      <w:r>
-        <w:br/>
+        <w:t xml:space="preserve">== Borrando la base sigevet</w:t>
+      </w:r>
+      <w:r>
+        <w:br/>
+      </w:r>
+      <w:r>
+        <w:rPr>
+          <w:rStyle w:val="VerbatimChar"/>
+          <w:lang w:val="es-CO"/>
+        </w:rPr>
+        <w:t xml:space="preserve">resultado</w:t>
+      </w:r>
+      <w:r>
+        <w:br/>
+      </w:r>
+      <w:r>
+        <w:rPr>
+          <w:rStyle w:val="VerbatimChar"/>
+          <w:lang w:val="es-CO"/>
+        </w:rPr>
+        <w:t xml:space="preserve">Base sigevet vacía</w:t>
       </w:r>
       <w:r>
         <w:br/>
@@ -2321,737 +2711,1617 @@
           <w:rStyle w:val="VerbatimChar"/>
           <w:lang w:val="es-CO"/>
         </w:rPr>
-        <w:t xml:space="preserve">== 1/8 Tablas y restricciones (22 tablas, 113 restricciones con nombre)</w:t>
-      </w:r>
-      <w:r>
-        <w:br/>
-      </w:r>
-      <w:r>
-        <w:rPr>
-          <w:rStyle w:val="VerbatimChar"/>
-          <w:lang w:val="es-CO"/>
-        </w:rPr>
-        <w:t xml:space="preserve">== 2/8 Comentarios de tablas y columnas (diccionario de datos en el catálogo)</w:t>
-      </w:r>
-      <w:r>
-        <w:br/>
-      </w:r>
-      <w:r>
-        <w:rPr>
-          <w:rStyle w:val="VerbatimChar"/>
-          <w:lang w:val="es-CO"/>
-        </w:rPr>
-        <w:t xml:space="preserve">== 3/8 Secuencias e índices</w:t>
-      </w:r>
-      <w:r>
-        <w:br/>
-      </w:r>
-      <w:r>
-        <w:rPr>
-          <w:rStyle w:val="VerbatimChar"/>
-          <w:lang w:val="es-CO"/>
-        </w:rPr>
-        <w:t xml:space="preserve">== 4/8 Funciones y disparadores</w:t>
-      </w:r>
-      <w:r>
-        <w:br/>
-      </w:r>
-      <w:r>
-        <w:rPr>
-          <w:rStyle w:val="VerbatimChar"/>
-          <w:lang w:val="es-CO"/>
-        </w:rPr>
-        <w:t xml:space="preserve">== 5/8 Datos de prueba (1.091 registros)</w:t>
-      </w:r>
-      <w:r>
-        <w:br/>
-      </w:r>
-      <w:r>
-        <w:rPr>
-          <w:rStyle w:val="VerbatimChar"/>
-          <w:lang w:val="es-CO"/>
-        </w:rPr>
-        <w:t xml:space="preserve">== 6/8 Vistas</w:t>
-      </w:r>
-      <w:r>
-        <w:br/>
-      </w:r>
-      <w:r>
-        <w:rPr>
-          <w:rStyle w:val="VerbatimChar"/>
-          <w:lang w:val="es-CO"/>
-        </w:rPr>
-        <w:t xml:space="preserve">== 7/8 Permisos de solo lectura para VET_APP</w:t>
-      </w:r>
-      <w:r>
-        <w:br/>
-      </w:r>
-      <w:r>
-        <w:rPr>
-          <w:rStyle w:val="VerbatimChar"/>
-          <w:lang w:val="es-CO"/>
-        </w:rPr>
-        <w:t xml:space="preserve">Permisos SELECT otorgados a ROL_SIGEVET_LECTURA sobre 28 objetos.</w:t>
-      </w:r>
-      <w:r>
-        <w:br/>
-      </w:r>
-      <w:r>
-        <w:rPr>
-          <w:rStyle w:val="VerbatimChar"/>
-          <w:lang w:val="es-CO"/>
-        </w:rPr>
-        <w:t xml:space="preserve">== 8/8 Verificación</w:t>
-      </w:r>
-      <w:r>
-        <w:br/>
-      </w:r>
-      <w:r>
-        <w:br/>
-      </w:r>
-      <w:r>
-        <w:rPr>
-          <w:rStyle w:val="VerbatimChar"/>
-          <w:lang w:val="es-CO"/>
-        </w:rPr>
-        <w:t xml:space="preserve">== Objetos del esquema VETDB</w:t>
-      </w:r>
-      <w:r>
-        <w:br/>
-      </w:r>
-      <w:r>
-        <w:br/>
-      </w:r>
-      <w:r>
-        <w:rPr>
-          <w:rStyle w:val="VerbatimChar"/>
-          <w:lang w:val="es-CO"/>
-        </w:rPr>
-        <w:t xml:space="preserve">OBJECT_TYPE        CANTIDAD</w:t>
-      </w:r>
-      <w:r>
-        <w:br/>
-      </w:r>
-      <w:r>
-        <w:rPr>
-          <w:rStyle w:val="VerbatimChar"/>
-          <w:lang w:val="es-CO"/>
-        </w:rPr>
-        <w:t xml:space="preserve">-------------------- ----------</w:t>
-      </w:r>
-      <w:r>
-        <w:br/>
-      </w:r>
-      <w:r>
-        <w:rPr>
-          <w:rStyle w:val="VerbatimChar"/>
-          <w:lang w:val="es-CO"/>
-        </w:rPr>
-        <w:t xml:space="preserve">FUNCTION              2</w:t>
-      </w:r>
-      <w:r>
-        <w:br/>
-      </w:r>
-      <w:r>
-        <w:rPr>
-          <w:rStyle w:val="VerbatimChar"/>
-          <w:lang w:val="es-CO"/>
-        </w:rPr>
-        <w:t xml:space="preserve">INDEX                71</w:t>
-      </w:r>
-      <w:r>
-        <w:br/>
-      </w:r>
-      <w:r>
-        <w:rPr>
-          <w:rStyle w:val="VerbatimChar"/>
-          <w:lang w:val="es-CO"/>
-        </w:rPr>
-        <w:t xml:space="preserve">SEQUENCE             15</w:t>
-      </w:r>
-      <w:r>
-        <w:br/>
-      </w:r>
-      <w:r>
-        <w:rPr>
-          <w:rStyle w:val="VerbatimChar"/>
-          <w:lang w:val="es-CO"/>
-        </w:rPr>
-        <w:t xml:space="preserve">TABLE                22</w:t>
-      </w:r>
-      <w:r>
-        <w:br/>
-      </w:r>
-      <w:r>
-        <w:rPr>
-          <w:rStyle w:val="VerbatimChar"/>
-          <w:lang w:val="es-CO"/>
-        </w:rPr>
-        <w:t xml:space="preserve">TRIGGER               6</w:t>
-      </w:r>
-      <w:r>
-        <w:br/>
-      </w:r>
-      <w:r>
-        <w:rPr>
-          <w:rStyle w:val="VerbatimChar"/>
-          <w:lang w:val="es-CO"/>
-        </w:rPr>
-        <w:t xml:space="preserve">VIEW                  6</w:t>
-      </w:r>
-      <w:r>
-        <w:br/>
-      </w:r>
-      <w:r>
-        <w:br/>
-      </w:r>
-      <w:r>
-        <w:rPr>
-          <w:rStyle w:val="VerbatimChar"/>
-          <w:lang w:val="es-CO"/>
-        </w:rPr>
-        <w:t xml:space="preserve">== Restricciones por tipo (P = llave primaria, R = llave foránea, U = única, C = CHECK y NOT NULL)</w:t>
-      </w:r>
-      <w:r>
-        <w:br/>
-      </w:r>
-      <w:r>
-        <w:br/>
-      </w:r>
-      <w:r>
-        <w:rPr>
-          <w:rStyle w:val="VerbatimChar"/>
-          <w:lang w:val="es-CO"/>
-        </w:rPr>
-        <w:t xml:space="preserve">TIPO                 CANTIDAD</w:t>
-      </w:r>
-      <w:r>
-        <w:br/>
-      </w:r>
-      <w:r>
-        <w:rPr>
-          <w:rStyle w:val="VerbatimChar"/>
-          <w:lang w:val="es-CO"/>
-        </w:rPr>
-        <w:t xml:space="preserve">------------------------------ ----------</w:t>
-      </w:r>
-      <w:r>
-        <w:br/>
-      </w:r>
-      <w:r>
-        <w:rPr>
-          <w:rStyle w:val="VerbatimChar"/>
-          <w:lang w:val="es-CO"/>
-        </w:rPr>
-        <w:t xml:space="preserve">C - CHECK / NOT NULL              154</w:t>
-      </w:r>
-      <w:r>
-        <w:br/>
-      </w:r>
-      <w:r>
-        <w:rPr>
-          <w:rStyle w:val="VerbatimChar"/>
-          <w:lang w:val="es-CO"/>
-        </w:rPr>
-        <w:t xml:space="preserve">P - Llave primaria             22</w:t>
-      </w:r>
-      <w:r>
-        <w:br/>
-      </w:r>
-      <w:r>
-        <w:rPr>
-          <w:rStyle w:val="VerbatimChar"/>
-          <w:lang w:val="es-CO"/>
-        </w:rPr>
-        <w:t xml:space="preserve">R - Llave foránea                      30</w:t>
-      </w:r>
-      <w:r>
-        <w:br/>
-      </w:r>
-      <w:r>
-        <w:rPr>
-          <w:rStyle w:val="VerbatimChar"/>
-          <w:lang w:val="es-CO"/>
-        </w:rPr>
-        <w:t xml:space="preserve">U - Única                              25</w:t>
-      </w:r>
-      <w:r>
-        <w:br/>
-      </w:r>
-      <w:r>
-        <w:br/>
-      </w:r>
-      <w:r>
-        <w:rPr>
-          <w:rStyle w:val="VerbatimChar"/>
-          <w:lang w:val="es-CO"/>
-        </w:rPr>
-        <w:t xml:space="preserve">== Objetos inválidos (debe salir vacío)</w:t>
-      </w:r>
-      <w:r>
-        <w:br/>
-      </w:r>
-      <w:r>
-        <w:br/>
-      </w:r>
-      <w:r>
-        <w:rPr>
-          <w:rStyle w:val="VerbatimChar"/>
-          <w:lang w:val="es-CO"/>
-        </w:rPr>
-        <w:t xml:space="preserve">== Registros por tabla</w:t>
-      </w:r>
-      <w:r>
-        <w:br/>
-      </w:r>
-      <w:r>
-        <w:br/>
-      </w:r>
-      <w:r>
-        <w:rPr>
-          <w:rStyle w:val="VerbatimChar"/>
-          <w:lang w:val="es-CO"/>
-        </w:rPr>
-        <w:t xml:space="preserve">TABLA                 REGISTROS</w:t>
-      </w:r>
-      <w:r>
-        <w:br/>
-      </w:r>
-      <w:r>
-        <w:rPr>
-          <w:rStyle w:val="VerbatimChar"/>
-          <w:lang w:val="es-CO"/>
-        </w:rPr>
-        <w:t xml:space="preserve">---------------------------- ----------</w:t>
-      </w:r>
-      <w:r>
-        <w:br/>
-      </w:r>
-      <w:r>
-        <w:rPr>
-          <w:rStyle w:val="VerbatimChar"/>
-          <w:lang w:val="es-CO"/>
-        </w:rPr>
-        <w:t xml:space="preserve">DEPARTAMENTO                  6</w:t>
-      </w:r>
-      <w:r>
-        <w:br/>
-      </w:r>
-      <w:r>
-        <w:rPr>
-          <w:rStyle w:val="VerbatimChar"/>
-          <w:lang w:val="es-CO"/>
-        </w:rPr>
-        <w:t xml:space="preserve">CIUDAD                   11</w:t>
-      </w:r>
-      <w:r>
-        <w:br/>
-      </w:r>
-      <w:r>
-        <w:rPr>
-          <w:rStyle w:val="VerbatimChar"/>
-          <w:lang w:val="es-CO"/>
-        </w:rPr>
-        <w:t xml:space="preserve">SEDE                      5</w:t>
-      </w:r>
-      <w:r>
-        <w:br/>
-      </w:r>
-      <w:r>
-        <w:rPr>
-          <w:rStyle w:val="VerbatimChar"/>
-          <w:lang w:val="es-CO"/>
-        </w:rPr>
-        <w:t xml:space="preserve">EMPLEADO                 27</w:t>
-      </w:r>
-      <w:r>
-        <w:br/>
-      </w:r>
-      <w:r>
-        <w:rPr>
-          <w:rStyle w:val="VerbatimChar"/>
-          <w:lang w:val="es-CO"/>
-        </w:rPr>
-        <w:t xml:space="preserve">VETERINARIO              12</w:t>
-      </w:r>
-      <w:r>
-        <w:br/>
-      </w:r>
-      <w:r>
-        <w:rPr>
-          <w:rStyle w:val="VerbatimChar"/>
-          <w:lang w:val="es-CO"/>
-        </w:rPr>
-        <w:t xml:space="preserve">AUXILIAR                  8</w:t>
-      </w:r>
-      <w:r>
-        <w:br/>
-      </w:r>
-      <w:r>
-        <w:rPr>
-          <w:rStyle w:val="VerbatimChar"/>
-          <w:lang w:val="es-CO"/>
-        </w:rPr>
-        <w:t xml:space="preserve">ESPECIALIDAD                  8</w:t>
-      </w:r>
-      <w:r>
-        <w:br/>
-      </w:r>
-      <w:r>
-        <w:rPr>
-          <w:rStyle w:val="VerbatimChar"/>
-          <w:lang w:val="es-CO"/>
-        </w:rPr>
-        <w:t xml:space="preserve">VETERINARIO_ESPECIALIDAD         12</w:t>
-      </w:r>
-      <w:r>
-        <w:br/>
-      </w:r>
-      <w:r>
-        <w:rPr>
-          <w:rStyle w:val="VerbatimChar"/>
-          <w:lang w:val="es-CO"/>
-        </w:rPr>
-        <w:t xml:space="preserve">CLIENTE                  45</w:t>
-      </w:r>
-      <w:r>
-        <w:br/>
-      </w:r>
-      <w:r>
-        <w:rPr>
-          <w:rStyle w:val="VerbatimChar"/>
-          <w:lang w:val="es-CO"/>
-        </w:rPr>
-        <w:t xml:space="preserve">TELEFONO_CLIENTE             66</w:t>
-      </w:r>
-      <w:r>
-        <w:br/>
-      </w:r>
-      <w:r>
-        <w:rPr>
-          <w:rStyle w:val="VerbatimChar"/>
-          <w:lang w:val="es-CO"/>
-        </w:rPr>
-        <w:t xml:space="preserve">ESPECIE                   5</w:t>
-      </w:r>
-      <w:r>
-        <w:br/>
-      </w:r>
-      <w:r>
-        <w:rPr>
-          <w:rStyle w:val="VerbatimChar"/>
-          <w:lang w:val="es-CO"/>
-        </w:rPr>
-        <w:t xml:space="preserve">RAZA                     20</w:t>
-      </w:r>
-      <w:r>
-        <w:br/>
-      </w:r>
-      <w:r>
-        <w:rPr>
-          <w:rStyle w:val="VerbatimChar"/>
-          <w:lang w:val="es-CO"/>
-        </w:rPr>
-        <w:t xml:space="preserve">MASCOTA                  59</w:t>
-      </w:r>
-      <w:r>
-        <w:br/>
-      </w:r>
-      <w:r>
-        <w:rPr>
-          <w:rStyle w:val="VerbatimChar"/>
-          <w:lang w:val="es-CO"/>
-        </w:rPr>
-        <w:t xml:space="preserve">HISTORIA_CLINICA             59</w:t>
-      </w:r>
-      <w:r>
-        <w:br/>
-      </w:r>
-      <w:r>
-        <w:rPr>
-          <w:rStyle w:val="VerbatimChar"/>
-          <w:lang w:val="es-CO"/>
-        </w:rPr>
-        <w:t xml:space="preserve">SERVICIO                 14</w:t>
-      </w:r>
-      <w:r>
-        <w:br/>
-      </w:r>
-      <w:r>
-        <w:rPr>
-          <w:rStyle w:val="VerbatimChar"/>
-          <w:lang w:val="es-CO"/>
-        </w:rPr>
-        <w:t xml:space="preserve">CITA                    144</w:t>
-      </w:r>
-      <w:r>
-        <w:br/>
-      </w:r>
-      <w:r>
-        <w:rPr>
-          <w:rStyle w:val="VerbatimChar"/>
-          <w:lang w:val="es-CO"/>
-        </w:rPr>
-        <w:t xml:space="preserve">CONSULTA                 95</w:t>
-      </w:r>
-      <w:r>
-        <w:br/>
-      </w:r>
-      <w:r>
-        <w:rPr>
-          <w:rStyle w:val="VerbatimChar"/>
-          <w:lang w:val="es-CO"/>
-        </w:rPr>
-        <w:t xml:space="preserve">MEDICAMENTO              18</w:t>
-      </w:r>
-      <w:r>
-        <w:br/>
-      </w:r>
-      <w:r>
-        <w:rPr>
-          <w:rStyle w:val="VerbatimChar"/>
-          <w:lang w:val="es-CO"/>
-        </w:rPr>
-        <w:t xml:space="preserve">PRESCRIPCION                 88</w:t>
-      </w:r>
-      <w:r>
-        <w:br/>
-      </w:r>
-      <w:r>
-        <w:rPr>
-          <w:rStyle w:val="VerbatimChar"/>
-          <w:lang w:val="es-CO"/>
-        </w:rPr>
-        <w:t xml:space="preserve">INVENTARIO               79</w:t>
-      </w:r>
-      <w:r>
-        <w:br/>
-      </w:r>
-      <w:r>
-        <w:rPr>
-          <w:rStyle w:val="VerbatimChar"/>
-          <w:lang w:val="es-CO"/>
-        </w:rPr>
-        <w:t xml:space="preserve">FACTURA                 109</w:t>
-      </w:r>
-      <w:r>
-        <w:br/>
-      </w:r>
-      <w:r>
-        <w:rPr>
-          <w:rStyle w:val="VerbatimChar"/>
-          <w:lang w:val="es-CO"/>
-        </w:rPr>
-        <w:t xml:space="preserve">DETALLE_FACTURA             201</w:t>
-      </w:r>
-      <w:r>
-        <w:br/>
-      </w:r>
-      <w:r>
-        <w:br/>
-      </w:r>
-      <w:r>
-        <w:rPr>
-          <w:rStyle w:val="VerbatimChar"/>
-          <w:lang w:val="es-CO"/>
-        </w:rPr>
-        <w:t xml:space="preserve">== Prueba de reglas de negocio (cada intento debe ser RECHAZADO con el código de error esperado)</w:t>
-      </w:r>
-      <w:r>
-        <w:br/>
-      </w:r>
-      <w:r>
-        <w:rPr>
-          <w:rStyle w:val="VerbatimChar"/>
-          <w:lang w:val="es-CO"/>
-        </w:rPr>
-        <w:t xml:space="preserve">OK     FK a departamento inexistente     ORA-02291: integrity constraint (VETDB.FK_CIUDAD_DEPARTAMENTO) violated - parent key not f</w:t>
-      </w:r>
-      <w:r>
-        <w:br/>
-      </w:r>
-      <w:r>
-        <w:rPr>
-          <w:rStyle w:val="VerbatimChar"/>
-          <w:lang w:val="es-CO"/>
-        </w:rPr>
-        <w:t xml:space="preserve">OK     CHECK sexo de mascota         ORA-02290: check constraint (VETDB.CK_MASCOTA_SEXO) violated</w:t>
-      </w:r>
-      <w:r>
-        <w:br/>
-      </w:r>
-      <w:r>
-        <w:rPr>
-          <w:rStyle w:val="VerbatimChar"/>
-          <w:lang w:val="es-CO"/>
-        </w:rPr>
-        <w:t xml:space="preserve">OK     UNIQUE documento de cliente   ORA-00001: unique constraint (VETDB.UQ_CLIENTE_TIPO_DOCUMENTO_NUM_DOCUMENTO) violated on t</w:t>
-      </w:r>
-      <w:r>
-        <w:br/>
-      </w:r>
-      <w:r>
-        <w:rPr>
-          <w:rStyle w:val="VerbatimChar"/>
-          <w:lang w:val="es-CO"/>
-        </w:rPr>
-        <w:t xml:space="preserve">OK     Arco exclusivo del detalle    ORA-02290: check constraint (VETDB.CK_DETALLE_FACTURA_ITEM) violated</w:t>
-      </w:r>
-      <w:r>
-        <w:br/>
-      </w:r>
-      <w:r>
-        <w:rPr>
-          <w:rStyle w:val="VerbatimChar"/>
-          <w:lang w:val="es-CO"/>
-        </w:rPr>
-        <w:t xml:space="preserve">OK     RN-09 subtipo VET         ORA-20001: El empleado 6 no es de tipo VET.</w:t>
-      </w:r>
-      <w:r>
-        <w:br/>
-      </w:r>
-      <w:r>
-        <w:rPr>
-          <w:rStyle w:val="VerbatimChar"/>
-          <w:lang w:val="es-CO"/>
-        </w:rPr>
-        <w:t xml:space="preserve">OK     RN-08 veterinario de otra sede    ORA-20003: El veterinario 1 labora en la sede 1, no en la sede 5.</w:t>
-      </w:r>
-      <w:r>
-        <w:br/>
-      </w:r>
-      <w:r>
-        <w:rPr>
-          <w:rStyle w:val="VerbatimChar"/>
-          <w:lang w:val="es-CO"/>
-        </w:rPr>
-        <w:t xml:space="preserve">OK     Consulta de cita no atendida      ORA-20004: La cita 22 está en estado CANCELADA; solo las citas ATENDIDAS generan consulta.</w:t>
-      </w:r>
-      <w:r>
-        <w:br/>
-      </w:r>
-      <w:r>
-        <w:rPr>
-          <w:rStyle w:val="VerbatimChar"/>
-          <w:lang w:val="es-CO"/>
-        </w:rPr>
-        <w:t xml:space="preserve">OK     Mover consulta a cita cancelada   ORA-20004: La cita 22 está en estado CANCELADA; solo las citas ATENDIDAS generan consulta.</w:t>
-      </w:r>
-      <w:r>
-        <w:br/>
-      </w:r>
-      <w:r>
-        <w:rPr>
-          <w:rStyle w:val="VerbatimChar"/>
-          <w:lang w:val="es-CO"/>
-        </w:rPr>
-        <w:t xml:space="preserve">OK     Cambio de tipo con subtipo        ORA-20005: El empleado 1 tiene registro de subtipo; elimínelo antes de cambiar tipo_emplea</w:t>
-      </w:r>
-      <w:r>
-        <w:br/>
-      </w:r>
-      <w:r>
-        <w:rPr>
-          <w:rStyle w:val="VerbatimChar"/>
-          <w:lang w:val="es-CO"/>
-        </w:rPr>
-        <w:t xml:space="preserve">OK     Cita con consulta deja ATENDIDA   ORA-20006: La cita 4 ya tiene consulta registrada; no puede cambiar a CANCELADA.</w:t>
-      </w:r>
-      <w:r>
-        <w:br/>
-      </w:r>
-      <w:r>
-        <w:br/>
-      </w:r>
-      <w:r>
-        <w:rPr>
-          <w:rStyle w:val="VerbatimChar"/>
-          <w:lang w:val="es-CO"/>
-        </w:rPr>
-        <w:t xml:space="preserve">== Atributos derivados (funciones)</w:t>
-      </w:r>
-      <w:r>
-        <w:br/>
-      </w:r>
-      <w:r>
-        <w:br/>
-      </w:r>
-      <w:r>
-        <w:rPr>
-          <w:rStyle w:val="VerbatimChar"/>
-          <w:lang w:val="es-CO"/>
-        </w:rPr>
-        <w:t xml:space="preserve">NUMERO_FACTURA       TOTAL</w:t>
-      </w:r>
-      <w:r>
-        <w:br/>
-      </w:r>
-      <w:r>
-        <w:rPr>
-          <w:rStyle w:val="VerbatimChar"/>
-          <w:lang w:val="es-CO"/>
-        </w:rPr>
-        <w:t xml:space="preserve">--------------- ----------</w:t>
-      </w:r>
-      <w:r>
-        <w:br/>
-      </w:r>
-      <w:r>
-        <w:rPr>
-          <w:rStyle w:val="VerbatimChar"/>
-          <w:lang w:val="es-CO"/>
-        </w:rPr>
-        <w:t xml:space="preserve">FV-000001       364000</w:t>
-      </w:r>
-      <w:r>
-        <w:br/>
-      </w:r>
-      <w:r>
-        <w:rPr>
-          <w:rStyle w:val="VerbatimChar"/>
-          <w:lang w:val="es-CO"/>
-        </w:rPr>
-        <w:t xml:space="preserve">FV-000002        80500</w:t>
-      </w:r>
-      <w:r>
-        <w:br/>
-      </w:r>
-      <w:r>
-        <w:rPr>
-          <w:rStyle w:val="VerbatimChar"/>
-          <w:lang w:val="es-CO"/>
-        </w:rPr>
-        <w:t xml:space="preserve">FV-000003       400000</w:t>
-      </w:r>
-      <w:r>
-        <w:br/>
-      </w:r>
-      <w:r>
-        <w:rPr>
-          <w:rStyle w:val="VerbatimChar"/>
-          <w:lang w:val="es-CO"/>
-        </w:rPr>
-        <w:t xml:space="preserve">timing for: instalacion</w:t>
-      </w:r>
-      <w:r>
-        <w:br/>
-      </w:r>
-      <w:r>
-        <w:rPr>
-          <w:rStyle w:val="VerbatimChar"/>
-          <w:lang w:val="es-CO"/>
-        </w:rPr>
-        <w:t xml:space="preserve">Elapsed: 00:00:04.31</w:t>
-      </w:r>
-      <w:r>
-        <w:br/>
-      </w:r>
-      <w:r>
-        <w:rPr>
-          <w:rStyle w:val="VerbatimChar"/>
-          <w:lang w:val="es-CO"/>
-        </w:rPr>
-        <w:t xml:space="preserve">== Instalación del esquema terminada</w:t>
+        <w:t xml:space="preserve">+-------------------------------------------+</w:t>
+      </w:r>
+      <w:r>
+        <w:br/>
+      </w:r>
+      <w:r>
+        <w:rPr>
+          <w:rStyle w:val="VerbatimChar"/>
+          <w:lang w:val="es-CO"/>
+        </w:rPr>
+        <w:t xml:space="preserve">| paso                                      |</w:t>
+      </w:r>
+      <w:r>
+        <w:br/>
+      </w:r>
+      <w:r>
+        <w:rPr>
+          <w:rStyle w:val="VerbatimChar"/>
+          <w:lang w:val="es-CO"/>
+        </w:rPr>
+        <w:t xml:space="preserve">+-------------------------------------------+</w:t>
+      </w:r>
+      <w:r>
+        <w:br/>
+      </w:r>
+      <w:r>
+        <w:rPr>
+          <w:rStyle w:val="VerbatimChar"/>
+          <w:lang w:val="es-CO"/>
+        </w:rPr>
+        <w:t xml:space="preserve">| == 1/6 Tablas y restricciones (22 tablas) |</w:t>
+      </w:r>
+      <w:r>
+        <w:br/>
+      </w:r>
+      <w:r>
+        <w:rPr>
+          <w:rStyle w:val="VerbatimChar"/>
+          <w:lang w:val="es-CO"/>
+        </w:rPr>
+        <w:t xml:space="preserve">+-------------------------------------------+</w:t>
+      </w:r>
+      <w:r>
+        <w:br/>
+      </w:r>
+      <w:r>
+        <w:rPr>
+          <w:rStyle w:val="VerbatimChar"/>
+          <w:lang w:val="es-CO"/>
+        </w:rPr>
+        <w:t xml:space="preserve">+------------------------------+</w:t>
+      </w:r>
+      <w:r>
+        <w:br/>
+      </w:r>
+      <w:r>
+        <w:rPr>
+          <w:rStyle w:val="VerbatimChar"/>
+          <w:lang w:val="es-CO"/>
+        </w:rPr>
+        <w:t xml:space="preserve">| paso                         |</w:t>
+      </w:r>
+      <w:r>
+        <w:br/>
+      </w:r>
+      <w:r>
+        <w:rPr>
+          <w:rStyle w:val="VerbatimChar"/>
+          <w:lang w:val="es-CO"/>
+        </w:rPr>
+        <w:t xml:space="preserve">+------------------------------+</w:t>
+      </w:r>
+      <w:r>
+        <w:br/>
+      </w:r>
+      <w:r>
+        <w:rPr>
+          <w:rStyle w:val="VerbatimChar"/>
+          <w:lang w:val="es-CO"/>
+        </w:rPr>
+        <w:t xml:space="preserve">| == 2/6 Índices de búsqueda   |</w:t>
+      </w:r>
+      <w:r>
+        <w:br/>
+      </w:r>
+      <w:r>
+        <w:rPr>
+          <w:rStyle w:val="VerbatimChar"/>
+          <w:lang w:val="es-CO"/>
+        </w:rPr>
+        <w:t xml:space="preserve">+------------------------------+</w:t>
+      </w:r>
+      <w:r>
+        <w:br/>
+      </w:r>
+      <w:r>
+        <w:rPr>
+          <w:rStyle w:val="VerbatimChar"/>
+          <w:lang w:val="es-CO"/>
+        </w:rPr>
+        <w:t xml:space="preserve">+----------------------------------------------------------------------+</w:t>
+      </w:r>
+      <w:r>
+        <w:br/>
+      </w:r>
+      <w:r>
+        <w:rPr>
+          <w:rStyle w:val="VerbatimChar"/>
+          <w:lang w:val="es-CO"/>
+        </w:rPr>
+        <w:t xml:space="preserve">| paso                                                                 |</w:t>
+      </w:r>
+      <w:r>
+        <w:br/>
+      </w:r>
+      <w:r>
+        <w:rPr>
+          <w:rStyle w:val="VerbatimChar"/>
+          <w:lang w:val="es-CO"/>
+        </w:rPr>
+        <w:t xml:space="preserve">+----------------------------------------------------------------------+</w:t>
+      </w:r>
+      <w:r>
+        <w:br/>
+      </w:r>
+      <w:r>
+        <w:rPr>
+          <w:rStyle w:val="VerbatimChar"/>
+          <w:lang w:val="es-CO"/>
+        </w:rPr>
+        <w:t xml:space="preserve">| == 3/6 Funciones, procedimientos y disparadores (antes de los datos) |</w:t>
+      </w:r>
+      <w:r>
+        <w:br/>
+      </w:r>
+      <w:r>
+        <w:rPr>
+          <w:rStyle w:val="VerbatimChar"/>
+          <w:lang w:val="es-CO"/>
+        </w:rPr>
+        <w:t xml:space="preserve">+----------------------------------------------------------------------+</w:t>
+      </w:r>
+      <w:r>
+        <w:br/>
+      </w:r>
+      <w:r>
+        <w:rPr>
+          <w:rStyle w:val="VerbatimChar"/>
+          <w:lang w:val="es-CO"/>
+        </w:rPr>
+        <w:t xml:space="preserve">+------------------------------------------+</w:t>
+      </w:r>
+      <w:r>
+        <w:br/>
+      </w:r>
+      <w:r>
+        <w:rPr>
+          <w:rStyle w:val="VerbatimChar"/>
+          <w:lang w:val="es-CO"/>
+        </w:rPr>
+        <w:t xml:space="preserve">| paso                                     |</w:t>
+      </w:r>
+      <w:r>
+        <w:br/>
+      </w:r>
+      <w:r>
+        <w:rPr>
+          <w:rStyle w:val="VerbatimChar"/>
+          <w:lang w:val="es-CO"/>
+        </w:rPr>
+        <w:t xml:space="preserve">+------------------------------------------+</w:t>
+      </w:r>
+      <w:r>
+        <w:br/>
+      </w:r>
+      <w:r>
+        <w:rPr>
+          <w:rStyle w:val="VerbatimChar"/>
+          <w:lang w:val="es-CO"/>
+        </w:rPr>
+        <w:t xml:space="preserve">| == 4/6 Datos de prueba (1.091 registros) |</w:t>
+      </w:r>
+      <w:r>
+        <w:br/>
+      </w:r>
+      <w:r>
+        <w:rPr>
+          <w:rStyle w:val="VerbatimChar"/>
+          <w:lang w:val="es-CO"/>
+        </w:rPr>
+        <w:t xml:space="preserve">+------------------------------------------+</w:t>
+      </w:r>
+      <w:r>
+        <w:br/>
+      </w:r>
+      <w:r>
+        <w:rPr>
+          <w:rStyle w:val="VerbatimChar"/>
+          <w:lang w:val="es-CO"/>
+        </w:rPr>
+        <w:t xml:space="preserve">+---------------+</w:t>
+      </w:r>
+      <w:r>
+        <w:br/>
+      </w:r>
+      <w:r>
+        <w:rPr>
+          <w:rStyle w:val="VerbatimChar"/>
+          <w:lang w:val="es-CO"/>
+        </w:rPr>
+        <w:t xml:space="preserve">| paso          |</w:t>
+      </w:r>
+      <w:r>
+        <w:br/>
+      </w:r>
+      <w:r>
+        <w:rPr>
+          <w:rStyle w:val="VerbatimChar"/>
+          <w:lang w:val="es-CO"/>
+        </w:rPr>
+        <w:t xml:space="preserve">+---------------+</w:t>
+      </w:r>
+      <w:r>
+        <w:br/>
+      </w:r>
+      <w:r>
+        <w:rPr>
+          <w:rStyle w:val="VerbatimChar"/>
+          <w:lang w:val="es-CO"/>
+        </w:rPr>
+        <w:t xml:space="preserve">| == 5/6 Vistas |</w:t>
+      </w:r>
+      <w:r>
+        <w:br/>
+      </w:r>
+      <w:r>
+        <w:rPr>
+          <w:rStyle w:val="VerbatimChar"/>
+          <w:lang w:val="es-CO"/>
+        </w:rPr>
+        <w:t xml:space="preserve">+---------------+</w:t>
+      </w:r>
+      <w:r>
+        <w:br/>
+      </w:r>
+      <w:r>
+        <w:rPr>
+          <w:rStyle w:val="VerbatimChar"/>
+          <w:lang w:val="es-CO"/>
+        </w:rPr>
+        <w:t xml:space="preserve">+----------------------+</w:t>
+      </w:r>
+      <w:r>
+        <w:br/>
+      </w:r>
+      <w:r>
+        <w:rPr>
+          <w:rStyle w:val="VerbatimChar"/>
+          <w:lang w:val="es-CO"/>
+        </w:rPr>
+        <w:t xml:space="preserve">| paso                 |</w:t>
+      </w:r>
+      <w:r>
+        <w:br/>
+      </w:r>
+      <w:r>
+        <w:rPr>
+          <w:rStyle w:val="VerbatimChar"/>
+          <w:lang w:val="es-CO"/>
+        </w:rPr>
+        <w:t xml:space="preserve">+----------------------+</w:t>
+      </w:r>
+      <w:r>
+        <w:br/>
+      </w:r>
+      <w:r>
+        <w:rPr>
+          <w:rStyle w:val="VerbatimChar"/>
+          <w:lang w:val="es-CO"/>
+        </w:rPr>
+        <w:t xml:space="preserve">| == 6/6 Verificación  |</w:t>
+      </w:r>
+      <w:r>
+        <w:br/>
+      </w:r>
+      <w:r>
+        <w:rPr>
+          <w:rStyle w:val="VerbatimChar"/>
+          <w:lang w:val="es-CO"/>
+        </w:rPr>
+        <w:t xml:space="preserve">+----------------------+</w:t>
+      </w:r>
+      <w:r>
+        <w:br/>
+      </w:r>
+      <w:r>
+        <w:rPr>
+          <w:rStyle w:val="VerbatimChar"/>
+          <w:lang w:val="es-CO"/>
+        </w:rPr>
+        <w:t xml:space="preserve">+-------------------------------+</w:t>
+      </w:r>
+      <w:r>
+        <w:br/>
+      </w:r>
+      <w:r>
+        <w:rPr>
+          <w:rStyle w:val="VerbatimChar"/>
+          <w:lang w:val="es-CO"/>
+        </w:rPr>
+        <w:t xml:space="preserve">| seccion                       |</w:t>
+      </w:r>
+      <w:r>
+        <w:br/>
+      </w:r>
+      <w:r>
+        <w:rPr>
+          <w:rStyle w:val="VerbatimChar"/>
+          <w:lang w:val="es-CO"/>
+        </w:rPr>
+        <w:t xml:space="preserve">+-------------------------------+</w:t>
+      </w:r>
+      <w:r>
+        <w:br/>
+      </w:r>
+      <w:r>
+        <w:rPr>
+          <w:rStyle w:val="VerbatimChar"/>
+          <w:lang w:val="es-CO"/>
+        </w:rPr>
+        <w:t xml:space="preserve">| == Objetos de la base sigevet |</w:t>
+      </w:r>
+      <w:r>
+        <w:br/>
+      </w:r>
+      <w:r>
+        <w:rPr>
+          <w:rStyle w:val="VerbatimChar"/>
+          <w:lang w:val="es-CO"/>
+        </w:rPr>
+        <w:t xml:space="preserve">+-------------------------------+</w:t>
+      </w:r>
+      <w:r>
+        <w:br/>
+      </w:r>
+      <w:r>
+        <w:rPr>
+          <w:rStyle w:val="VerbatimChar"/>
+          <w:lang w:val="es-CO"/>
+        </w:rPr>
+        <w:t xml:space="preserve">+------------+----------+</w:t>
+      </w:r>
+      <w:r>
+        <w:br/>
+      </w:r>
+      <w:r>
+        <w:rPr>
+          <w:rStyle w:val="VerbatimChar"/>
+          <w:lang w:val="es-CO"/>
+        </w:rPr>
+        <w:t xml:space="preserve">| objeto     | cantidad |</w:t>
+      </w:r>
+      <w:r>
+        <w:br/>
+      </w:r>
+      <w:r>
+        <w:rPr>
+          <w:rStyle w:val="VerbatimChar"/>
+          <w:lang w:val="es-CO"/>
+        </w:rPr>
+        <w:t xml:space="preserve">+------------+----------+</w:t>
+      </w:r>
+      <w:r>
+        <w:br/>
+      </w:r>
+      <w:r>
+        <w:rPr>
+          <w:rStyle w:val="VerbatimChar"/>
+          <w:lang w:val="es-CO"/>
+        </w:rPr>
+        <w:t xml:space="preserve">| TABLA      |       22 |</w:t>
+      </w:r>
+      <w:r>
+        <w:br/>
+      </w:r>
+      <w:r>
+        <w:rPr>
+          <w:rStyle w:val="VerbatimChar"/>
+          <w:lang w:val="es-CO"/>
+        </w:rPr>
+        <w:t xml:space="preserve">| VISTA      |        6 |</w:t>
+      </w:r>
+      <w:r>
+        <w:br/>
+      </w:r>
+      <w:r>
+        <w:rPr>
+          <w:rStyle w:val="VerbatimChar"/>
+          <w:lang w:val="es-CO"/>
+        </w:rPr>
+        <w:t xml:space="preserve">| FUNCTION   |        2 |</w:t>
+      </w:r>
+      <w:r>
+        <w:br/>
+      </w:r>
+      <w:r>
+        <w:rPr>
+          <w:rStyle w:val="VerbatimChar"/>
+          <w:lang w:val="es-CO"/>
+        </w:rPr>
+        <w:t xml:space="preserve">| PROCEDURE  |        3 |</w:t>
+      </w:r>
+      <w:r>
+        <w:br/>
+      </w:r>
+      <w:r>
+        <w:rPr>
+          <w:rStyle w:val="VerbatimChar"/>
+          <w:lang w:val="es-CO"/>
+        </w:rPr>
+        <w:t xml:space="preserve">| DISPARADOR |        9 |</w:t>
+      </w:r>
+      <w:r>
+        <w:br/>
+      </w:r>
+      <w:r>
+        <w:rPr>
+          <w:rStyle w:val="VerbatimChar"/>
+          <w:lang w:val="es-CO"/>
+        </w:rPr>
+        <w:t xml:space="preserve">| INDICE     |       71 |</w:t>
+      </w:r>
+      <w:r>
+        <w:br/>
+      </w:r>
+      <w:r>
+        <w:rPr>
+          <w:rStyle w:val="VerbatimChar"/>
+          <w:lang w:val="es-CO"/>
+        </w:rPr>
+        <w:t xml:space="preserve">+------------+----------+</w:t>
+      </w:r>
+      <w:r>
+        <w:br/>
+      </w:r>
+      <w:r>
+        <w:rPr>
+          <w:rStyle w:val="VerbatimChar"/>
+          <w:lang w:val="es-CO"/>
+        </w:rPr>
+        <w:t xml:space="preserve">+---------------------------+</w:t>
+      </w:r>
+      <w:r>
+        <w:br/>
+      </w:r>
+      <w:r>
+        <w:rPr>
+          <w:rStyle w:val="VerbatimChar"/>
+          <w:lang w:val="es-CO"/>
+        </w:rPr>
+        <w:t xml:space="preserve">| seccion                   |</w:t>
+      </w:r>
+      <w:r>
+        <w:br/>
+      </w:r>
+      <w:r>
+        <w:rPr>
+          <w:rStyle w:val="VerbatimChar"/>
+          <w:lang w:val="es-CO"/>
+        </w:rPr>
+        <w:t xml:space="preserve">+---------------------------+</w:t>
+      </w:r>
+      <w:r>
+        <w:br/>
+      </w:r>
+      <w:r>
+        <w:rPr>
+          <w:rStyle w:val="VerbatimChar"/>
+          <w:lang w:val="es-CO"/>
+        </w:rPr>
+        <w:t xml:space="preserve">| == Restricciones por tipo |</w:t>
+      </w:r>
+      <w:r>
+        <w:br/>
+      </w:r>
+      <w:r>
+        <w:rPr>
+          <w:rStyle w:val="VerbatimChar"/>
+          <w:lang w:val="es-CO"/>
+        </w:rPr>
+        <w:t xml:space="preserve">+---------------------------+</w:t>
+      </w:r>
+      <w:r>
+        <w:br/>
+      </w:r>
+      <w:r>
+        <w:rPr>
+          <w:rStyle w:val="VerbatimChar"/>
+          <w:lang w:val="es-CO"/>
+        </w:rPr>
+        <w:t xml:space="preserve">+-------------+----------+</w:t>
+      </w:r>
+      <w:r>
+        <w:br/>
+      </w:r>
+      <w:r>
+        <w:rPr>
+          <w:rStyle w:val="VerbatimChar"/>
+          <w:lang w:val="es-CO"/>
+        </w:rPr>
+        <w:t xml:space="preserve">| tipo        | cantidad |</w:t>
+      </w:r>
+      <w:r>
+        <w:br/>
+      </w:r>
+      <w:r>
+        <w:rPr>
+          <w:rStyle w:val="VerbatimChar"/>
+          <w:lang w:val="es-CO"/>
+        </w:rPr>
+        <w:t xml:space="preserve">+-------------+----------+</w:t>
+      </w:r>
+      <w:r>
+        <w:br/>
+      </w:r>
+      <w:r>
+        <w:rPr>
+          <w:rStyle w:val="VerbatimChar"/>
+          <w:lang w:val="es-CO"/>
+        </w:rPr>
+        <w:t xml:space="preserve">| CHECK       |       36 |</w:t>
+      </w:r>
+      <w:r>
+        <w:br/>
+      </w:r>
+      <w:r>
+        <w:rPr>
+          <w:rStyle w:val="VerbatimChar"/>
+          <w:lang w:val="es-CO"/>
+        </w:rPr>
+        <w:t xml:space="preserve">| FOREIGN KEY |       30 |</w:t>
+      </w:r>
+      <w:r>
+        <w:br/>
+      </w:r>
+      <w:r>
+        <w:rPr>
+          <w:rStyle w:val="VerbatimChar"/>
+          <w:lang w:val="es-CO"/>
+        </w:rPr>
+        <w:t xml:space="preserve">| PRIMARY KEY |       22 |</w:t>
+      </w:r>
+      <w:r>
+        <w:br/>
+      </w:r>
+      <w:r>
+        <w:rPr>
+          <w:rStyle w:val="VerbatimChar"/>
+          <w:lang w:val="es-CO"/>
+        </w:rPr>
+        <w:t xml:space="preserve">| UNIQUE      |       25 |</w:t>
+      </w:r>
+      <w:r>
+        <w:br/>
+      </w:r>
+      <w:r>
+        <w:rPr>
+          <w:rStyle w:val="VerbatimChar"/>
+          <w:lang w:val="es-CO"/>
+        </w:rPr>
+        <w:t xml:space="preserve">+-------------+----------+</w:t>
+      </w:r>
+      <w:r>
+        <w:br/>
+      </w:r>
+      <w:r>
+        <w:rPr>
+          <w:rStyle w:val="VerbatimChar"/>
+          <w:lang w:val="es-CO"/>
+        </w:rPr>
+        <w:t xml:space="preserve">+------------------------+</w:t>
+      </w:r>
+      <w:r>
+        <w:br/>
+      </w:r>
+      <w:r>
+        <w:rPr>
+          <w:rStyle w:val="VerbatimChar"/>
+          <w:lang w:val="es-CO"/>
+        </w:rPr>
+        <w:t xml:space="preserve">| seccion                |</w:t>
+      </w:r>
+      <w:r>
+        <w:br/>
+      </w:r>
+      <w:r>
+        <w:rPr>
+          <w:rStyle w:val="VerbatimChar"/>
+          <w:lang w:val="es-CO"/>
+        </w:rPr>
+        <w:t xml:space="preserve">+------------------------+</w:t>
+      </w:r>
+      <w:r>
+        <w:br/>
+      </w:r>
+      <w:r>
+        <w:rPr>
+          <w:rStyle w:val="VerbatimChar"/>
+          <w:lang w:val="es-CO"/>
+        </w:rPr>
+        <w:t xml:space="preserve">| == Registros por tabla |</w:t>
+      </w:r>
+      <w:r>
+        <w:br/>
+      </w:r>
+      <w:r>
+        <w:rPr>
+          <w:rStyle w:val="VerbatimChar"/>
+          <w:lang w:val="es-CO"/>
+        </w:rPr>
+        <w:t xml:space="preserve">+------------------------+</w:t>
+      </w:r>
+      <w:r>
+        <w:br/>
+      </w:r>
+      <w:r>
+        <w:rPr>
+          <w:rStyle w:val="VerbatimChar"/>
+          <w:lang w:val="es-CO"/>
+        </w:rPr>
+        <w:t xml:space="preserve">+--------------------------+-----------+</w:t>
+      </w:r>
+      <w:r>
+        <w:br/>
+      </w:r>
+      <w:r>
+        <w:rPr>
+          <w:rStyle w:val="VerbatimChar"/>
+          <w:lang w:val="es-CO"/>
+        </w:rPr>
+        <w:t xml:space="preserve">| tabla                    | registros |</w:t>
+      </w:r>
+      <w:r>
+        <w:br/>
+      </w:r>
+      <w:r>
+        <w:rPr>
+          <w:rStyle w:val="VerbatimChar"/>
+          <w:lang w:val="es-CO"/>
+        </w:rPr>
+        <w:t xml:space="preserve">+--------------------------+-----------+</w:t>
+      </w:r>
+      <w:r>
+        <w:br/>
+      </w:r>
+      <w:r>
+        <w:rPr>
+          <w:rStyle w:val="VerbatimChar"/>
+          <w:lang w:val="es-CO"/>
+        </w:rPr>
+        <w:t xml:space="preserve">| DEPARTAMENTO             |         6 |</w:t>
+      </w:r>
+      <w:r>
+        <w:br/>
+      </w:r>
+      <w:r>
+        <w:rPr>
+          <w:rStyle w:val="VerbatimChar"/>
+          <w:lang w:val="es-CO"/>
+        </w:rPr>
+        <w:t xml:space="preserve">| CIUDAD                   |        11 |</w:t>
+      </w:r>
+      <w:r>
+        <w:br/>
+      </w:r>
+      <w:r>
+        <w:rPr>
+          <w:rStyle w:val="VerbatimChar"/>
+          <w:lang w:val="es-CO"/>
+        </w:rPr>
+        <w:t xml:space="preserve">| SEDE                     |         5 |</w:t>
+      </w:r>
+      <w:r>
+        <w:br/>
+      </w:r>
+      <w:r>
+        <w:rPr>
+          <w:rStyle w:val="VerbatimChar"/>
+          <w:lang w:val="es-CO"/>
+        </w:rPr>
+        <w:t xml:space="preserve">| EMPLEADO                 |        27 |</w:t>
+      </w:r>
+      <w:r>
+        <w:br/>
+      </w:r>
+      <w:r>
+        <w:rPr>
+          <w:rStyle w:val="VerbatimChar"/>
+          <w:lang w:val="es-CO"/>
+        </w:rPr>
+        <w:t xml:space="preserve">| VETERINARIO              |        12 |</w:t>
+      </w:r>
+      <w:r>
+        <w:br/>
+      </w:r>
+      <w:r>
+        <w:rPr>
+          <w:rStyle w:val="VerbatimChar"/>
+          <w:lang w:val="es-CO"/>
+        </w:rPr>
+        <w:t xml:space="preserve">| AUXILIAR                 |         8 |</w:t>
+      </w:r>
+      <w:r>
+        <w:br/>
+      </w:r>
+      <w:r>
+        <w:rPr>
+          <w:rStyle w:val="VerbatimChar"/>
+          <w:lang w:val="es-CO"/>
+        </w:rPr>
+        <w:t xml:space="preserve">| ESPECIALIDAD             |         8 |</w:t>
+      </w:r>
+      <w:r>
+        <w:br/>
+      </w:r>
+      <w:r>
+        <w:rPr>
+          <w:rStyle w:val="VerbatimChar"/>
+          <w:lang w:val="es-CO"/>
+        </w:rPr>
+        <w:t xml:space="preserve">| VETERINARIO_ESPECIALIDAD |        12 |</w:t>
+      </w:r>
+      <w:r>
+        <w:br/>
+      </w:r>
+      <w:r>
+        <w:rPr>
+          <w:rStyle w:val="VerbatimChar"/>
+          <w:lang w:val="es-CO"/>
+        </w:rPr>
+        <w:t xml:space="preserve">| CLIENTE                  |        45 |</w:t>
+      </w:r>
+      <w:r>
+        <w:br/>
+      </w:r>
+      <w:r>
+        <w:rPr>
+          <w:rStyle w:val="VerbatimChar"/>
+          <w:lang w:val="es-CO"/>
+        </w:rPr>
+        <w:t xml:space="preserve">| TELEFONO_CLIENTE         |        66 |</w:t>
+      </w:r>
+      <w:r>
+        <w:br/>
+      </w:r>
+      <w:r>
+        <w:rPr>
+          <w:rStyle w:val="VerbatimChar"/>
+          <w:lang w:val="es-CO"/>
+        </w:rPr>
+        <w:t xml:space="preserve">| ESPECIE                  |         5 |</w:t>
+      </w:r>
+      <w:r>
+        <w:br/>
+      </w:r>
+      <w:r>
+        <w:rPr>
+          <w:rStyle w:val="VerbatimChar"/>
+          <w:lang w:val="es-CO"/>
+        </w:rPr>
+        <w:t xml:space="preserve">| RAZA                     |        20 |</w:t>
+      </w:r>
+      <w:r>
+        <w:br/>
+      </w:r>
+      <w:r>
+        <w:rPr>
+          <w:rStyle w:val="VerbatimChar"/>
+          <w:lang w:val="es-CO"/>
+        </w:rPr>
+        <w:t xml:space="preserve">| MASCOTA                  |        59 |</w:t>
+      </w:r>
+      <w:r>
+        <w:br/>
+      </w:r>
+      <w:r>
+        <w:rPr>
+          <w:rStyle w:val="VerbatimChar"/>
+          <w:lang w:val="es-CO"/>
+        </w:rPr>
+        <w:t xml:space="preserve">| HISTORIA_CLINICA         |        59 |</w:t>
+      </w:r>
+      <w:r>
+        <w:br/>
+      </w:r>
+      <w:r>
+        <w:rPr>
+          <w:rStyle w:val="VerbatimChar"/>
+          <w:lang w:val="es-CO"/>
+        </w:rPr>
+        <w:t xml:space="preserve">| SERVICIO                 |        14 |</w:t>
+      </w:r>
+      <w:r>
+        <w:br/>
+      </w:r>
+      <w:r>
+        <w:rPr>
+          <w:rStyle w:val="VerbatimChar"/>
+          <w:lang w:val="es-CO"/>
+        </w:rPr>
+        <w:t xml:space="preserve">| CITA                     |       144 |</w:t>
+      </w:r>
+      <w:r>
+        <w:br/>
+      </w:r>
+      <w:r>
+        <w:rPr>
+          <w:rStyle w:val="VerbatimChar"/>
+          <w:lang w:val="es-CO"/>
+        </w:rPr>
+        <w:t xml:space="preserve">| CONSULTA                 |        95 |</w:t>
+      </w:r>
+      <w:r>
+        <w:br/>
+      </w:r>
+      <w:r>
+        <w:rPr>
+          <w:rStyle w:val="VerbatimChar"/>
+          <w:lang w:val="es-CO"/>
+        </w:rPr>
+        <w:t xml:space="preserve">| MEDICAMENTO              |        18 |</w:t>
+      </w:r>
+      <w:r>
+        <w:br/>
+      </w:r>
+      <w:r>
+        <w:rPr>
+          <w:rStyle w:val="VerbatimChar"/>
+          <w:lang w:val="es-CO"/>
+        </w:rPr>
+        <w:t xml:space="preserve">| PRESCRIPCION             |        88 |</w:t>
+      </w:r>
+      <w:r>
+        <w:br/>
+      </w:r>
+      <w:r>
+        <w:rPr>
+          <w:rStyle w:val="VerbatimChar"/>
+          <w:lang w:val="es-CO"/>
+        </w:rPr>
+        <w:t xml:space="preserve">| INVENTARIO               |        79 |</w:t>
+      </w:r>
+      <w:r>
+        <w:br/>
+      </w:r>
+      <w:r>
+        <w:rPr>
+          <w:rStyle w:val="VerbatimChar"/>
+          <w:lang w:val="es-CO"/>
+        </w:rPr>
+        <w:t xml:space="preserve">| FACTURA                  |       109 |</w:t>
+      </w:r>
+      <w:r>
+        <w:br/>
+      </w:r>
+      <w:r>
+        <w:rPr>
+          <w:rStyle w:val="VerbatimChar"/>
+          <w:lang w:val="es-CO"/>
+        </w:rPr>
+        <w:t xml:space="preserve">| DETALLE_FACTURA          |       201 |</w:t>
+      </w:r>
+      <w:r>
+        <w:br/>
+      </w:r>
+      <w:r>
+        <w:rPr>
+          <w:rStyle w:val="VerbatimChar"/>
+          <w:lang w:val="es-CO"/>
+        </w:rPr>
+        <w:t xml:space="preserve">+--------------------------+-----------+</w:t>
+      </w:r>
+      <w:r>
+        <w:br/>
+      </w:r>
+      <w:r>
+        <w:rPr>
+          <w:rStyle w:val="VerbatimChar"/>
+          <w:lang w:val="es-CO"/>
+        </w:rPr>
+        <w:t xml:space="preserve">+------------------------------------------------------------------------------------------+</w:t>
+      </w:r>
+      <w:r>
+        <w:br/>
+      </w:r>
+      <w:r>
+        <w:rPr>
+          <w:rStyle w:val="VerbatimChar"/>
+          <w:lang w:val="es-CO"/>
+        </w:rPr>
+        <w:t xml:space="preserve">| seccion                                                                                  |</w:t>
+      </w:r>
+      <w:r>
+        <w:br/>
+      </w:r>
+      <w:r>
+        <w:rPr>
+          <w:rStyle w:val="VerbatimChar"/>
+          <w:lang w:val="es-CO"/>
+        </w:rPr>
+        <w:t xml:space="preserve">+------------------------------------------------------------------------------------------+</w:t>
+      </w:r>
+      <w:r>
+        <w:br/>
+      </w:r>
+      <w:r>
+        <w:rPr>
+          <w:rStyle w:val="VerbatimChar"/>
+          <w:lang w:val="es-CO"/>
+        </w:rPr>
+        <w:t xml:space="preserve">| == Prueba de reglas de negocio (cada intento debe ser RECHAZADO con el código esperado)  |</w:t>
+      </w:r>
+      <w:r>
+        <w:br/>
+      </w:r>
+      <w:r>
+        <w:rPr>
+          <w:rStyle w:val="VerbatimChar"/>
+          <w:lang w:val="es-CO"/>
+        </w:rPr>
+        <w:t xml:space="preserve">+------------------------------------------------------------------------------------------+</w:t>
+      </w:r>
+      <w:r>
+        <w:br/>
+      </w:r>
+      <w:r>
+        <w:rPr>
+          <w:rStyle w:val="VerbatimChar"/>
+          <w:lang w:val="es-CO"/>
+        </w:rPr>
+        <w:t xml:space="preserve">+-----------+-------------------------------+--------------------------------------------------------------------------------------------------+</w:t>
+      </w:r>
+      <w:r>
+        <w:br/>
+      </w:r>
+      <w:r>
+        <w:rPr>
+          <w:rStyle w:val="VerbatimChar"/>
+          <w:lang w:val="es-CO"/>
+        </w:rPr>
+        <w:t xml:space="preserve">| resultado | prueba                        | error                                                                                            |</w:t>
+      </w:r>
+      <w:r>
+        <w:br/>
+      </w:r>
+      <w:r>
+        <w:rPr>
+          <w:rStyle w:val="VerbatimChar"/>
+          <w:lang w:val="es-CO"/>
+        </w:rPr>
+        <w:t xml:space="preserve">+-----------+-------------------------------+--------------------------------------------------------------------------------------------------+</w:t>
+      </w:r>
+      <w:r>
+        <w:br/>
+      </w:r>
+      <w:r>
+        <w:rPr>
+          <w:rStyle w:val="VerbatimChar"/>
+          <w:lang w:val="es-CO"/>
+        </w:rPr>
+        <w:t xml:space="preserve">| OK        | FK a departamento inexistente | 1452: Cannot add or update a child row: a foreign key constraint fails (`sigevet`.`CIUDAD`, CONS |</w:t>
+      </w:r>
+      <w:r>
+        <w:br/>
+      </w:r>
+      <w:r>
+        <w:rPr>
+          <w:rStyle w:val="VerbatimChar"/>
+          <w:lang w:val="es-CO"/>
+        </w:rPr>
+        <w:t xml:space="preserve">+-----------+-------------------------------+--------------------------------------------------------------------------------------------------+</w:t>
+      </w:r>
+      <w:r>
+        <w:br/>
+      </w:r>
+      <w:r>
+        <w:rPr>
+          <w:rStyle w:val="VerbatimChar"/>
+          <w:lang w:val="es-CO"/>
+        </w:rPr>
+        <w:t xml:space="preserve">+-----------+-----------------------+-------------------------------------------------------+</w:t>
+      </w:r>
+      <w:r>
+        <w:br/>
+      </w:r>
+      <w:r>
+        <w:rPr>
+          <w:rStyle w:val="VerbatimChar"/>
+          <w:lang w:val="es-CO"/>
+        </w:rPr>
+        <w:t xml:space="preserve">| resultado | prueba                | error                                                 |</w:t>
+      </w:r>
+      <w:r>
+        <w:br/>
+      </w:r>
+      <w:r>
+        <w:rPr>
+          <w:rStyle w:val="VerbatimChar"/>
+          <w:lang w:val="es-CO"/>
+        </w:rPr>
+        <w:t xml:space="preserve">+-----------+-----------------------+-------------------------------------------------------+</w:t>
+      </w:r>
+      <w:r>
+        <w:br/>
+      </w:r>
+      <w:r>
+        <w:rPr>
+          <w:rStyle w:val="VerbatimChar"/>
+          <w:lang w:val="es-CO"/>
+        </w:rPr>
+        <w:t xml:space="preserve">| OK        | CHECK sexo de mascota | 3819: Check constraint 'CK_MASCOTA_SEXO' is violated. |</w:t>
+      </w:r>
+      <w:r>
+        <w:br/>
+      </w:r>
+      <w:r>
+        <w:rPr>
+          <w:rStyle w:val="VerbatimChar"/>
+          <w:lang w:val="es-CO"/>
+        </w:rPr>
+        <w:t xml:space="preserve">+-----------+-----------------------+-------------------------------------------------------+</w:t>
+      </w:r>
+      <w:r>
+        <w:br/>
+      </w:r>
+      <w:r>
+        <w:rPr>
+          <w:rStyle w:val="VerbatimChar"/>
+          <w:lang w:val="es-CO"/>
+        </w:rPr>
+        <w:t xml:space="preserve">+-----------+-----------------------------+-----------------------------------------------------------------------------------------------+</w:t>
+      </w:r>
+      <w:r>
+        <w:br/>
+      </w:r>
+      <w:r>
+        <w:rPr>
+          <w:rStyle w:val="VerbatimChar"/>
+          <w:lang w:val="es-CO"/>
+        </w:rPr>
+        <w:t xml:space="preserve">| resultado | prueba                      | error                                                                                         |</w:t>
+      </w:r>
+      <w:r>
+        <w:br/>
+      </w:r>
+      <w:r>
+        <w:rPr>
+          <w:rStyle w:val="VerbatimChar"/>
+          <w:lang w:val="es-CO"/>
+        </w:rPr>
+        <w:t xml:space="preserve">+-----------+-----------------------------+-----------------------------------------------------------------------------------------------+</w:t>
+      </w:r>
+      <w:r>
+        <w:br/>
+      </w:r>
+      <w:r>
+        <w:rPr>
+          <w:rStyle w:val="VerbatimChar"/>
+          <w:lang w:val="es-CO"/>
+        </w:rPr>
+        <w:t xml:space="preserve">| OK        | UNIQUE documento de cliente | 1062: Duplicate entry 'CC-52209458' for key 'CLIENTE.UQ_CLIENTE_TIPO_DOCUMENTO_NUM_DOCUMENTO' |</w:t>
+      </w:r>
+      <w:r>
+        <w:br/>
+      </w:r>
+      <w:r>
+        <w:rPr>
+          <w:rStyle w:val="VerbatimChar"/>
+          <w:lang w:val="es-CO"/>
+        </w:rPr>
+        <w:t xml:space="preserve">+-----------+-----------------------------+-----------------------------------------------------------------------------------------------+</w:t>
+      </w:r>
+      <w:r>
+        <w:br/>
+      </w:r>
+      <w:r>
+        <w:rPr>
+          <w:rStyle w:val="VerbatimChar"/>
+          <w:lang w:val="es-CO"/>
+        </w:rPr>
+        <w:t xml:space="preserve">+-----------+----------------------------+---------------------------------------------------------------+</w:t>
+      </w:r>
+      <w:r>
+        <w:br/>
+      </w:r>
+      <w:r>
+        <w:rPr>
+          <w:rStyle w:val="VerbatimChar"/>
+          <w:lang w:val="es-CO"/>
+        </w:rPr>
+        <w:t xml:space="preserve">| resultado | prueba                     | error                                                         |</w:t>
+      </w:r>
+      <w:r>
+        <w:br/>
+      </w:r>
+      <w:r>
+        <w:rPr>
+          <w:rStyle w:val="VerbatimChar"/>
+          <w:lang w:val="es-CO"/>
+        </w:rPr>
+        <w:t xml:space="preserve">+-----------+----------------------------+---------------------------------------------------------------+</w:t>
+      </w:r>
+      <w:r>
+        <w:br/>
+      </w:r>
+      <w:r>
+        <w:rPr>
+          <w:rStyle w:val="VerbatimChar"/>
+          <w:lang w:val="es-CO"/>
+        </w:rPr>
+        <w:t xml:space="preserve">| OK        | Arco exclusivo del detalle | 3819: Check constraint 'CK_DETALLE_FACTURA_ITEM' is violated. |</w:t>
+      </w:r>
+      <w:r>
+        <w:br/>
+      </w:r>
+      <w:r>
+        <w:rPr>
+          <w:rStyle w:val="VerbatimChar"/>
+          <w:lang w:val="es-CO"/>
+        </w:rPr>
+        <w:t xml:space="preserve">+-----------+----------------------------+---------------------------------------------------------------+</w:t>
+      </w:r>
+      <w:r>
+        <w:br/>
+      </w:r>
+      <w:r>
+        <w:rPr>
+          <w:rStyle w:val="VerbatimChar"/>
+          <w:lang w:val="es-CO"/>
+        </w:rPr>
+        <w:t xml:space="preserve">+-----------+-------------------+-----------------------------------------+</w:t>
+      </w:r>
+      <w:r>
+        <w:br/>
+      </w:r>
+      <w:r>
+        <w:rPr>
+          <w:rStyle w:val="VerbatimChar"/>
+          <w:lang w:val="es-CO"/>
+        </w:rPr>
+        <w:t xml:space="preserve">| resultado | prueba            | error                                   |</w:t>
+      </w:r>
+      <w:r>
+        <w:br/>
+      </w:r>
+      <w:r>
+        <w:rPr>
+          <w:rStyle w:val="VerbatimChar"/>
+          <w:lang w:val="es-CO"/>
+        </w:rPr>
+        <w:t xml:space="preserve">+-----------+-------------------+-----------------------------------------+</w:t>
+      </w:r>
+      <w:r>
+        <w:br/>
+      </w:r>
+      <w:r>
+        <w:rPr>
+          <w:rStyle w:val="VerbatimChar"/>
+          <w:lang w:val="es-CO"/>
+        </w:rPr>
+        <w:t xml:space="preserve">| OK        | RN-09 subtipo VET | 20001: El empleado 6 no es de tipo VET. |</w:t>
+      </w:r>
+      <w:r>
+        <w:br/>
+      </w:r>
+      <w:r>
+        <w:rPr>
+          <w:rStyle w:val="VerbatimChar"/>
+          <w:lang w:val="es-CO"/>
+        </w:rPr>
+        <w:t xml:space="preserve">+-----------+-------------------+-----------------------------------------+</w:t>
+      </w:r>
+      <w:r>
+        <w:br/>
+      </w:r>
+      <w:r>
+        <w:rPr>
+          <w:rStyle w:val="VerbatimChar"/>
+          <w:lang w:val="es-CO"/>
+        </w:rPr>
+        <w:t xml:space="preserve">+-----------+--------------------------------+---------------------------------------------------------------+</w:t>
+      </w:r>
+      <w:r>
+        <w:br/>
+      </w:r>
+      <w:r>
+        <w:rPr>
+          <w:rStyle w:val="VerbatimChar"/>
+          <w:lang w:val="es-CO"/>
+        </w:rPr>
+        <w:t xml:space="preserve">| resultado | prueba                         | error                                                         |</w:t>
+      </w:r>
+      <w:r>
+        <w:br/>
+      </w:r>
+      <w:r>
+        <w:rPr>
+          <w:rStyle w:val="VerbatimChar"/>
+          <w:lang w:val="es-CO"/>
+        </w:rPr>
+        <w:t xml:space="preserve">+-----------+--------------------------------+---------------------------------------------------------------+</w:t>
+      </w:r>
+      <w:r>
+        <w:br/>
+      </w:r>
+      <w:r>
+        <w:rPr>
+          <w:rStyle w:val="VerbatimChar"/>
+          <w:lang w:val="es-CO"/>
+        </w:rPr>
+        <w:t xml:space="preserve">| OK        | RN-08 veterinario de otra sede | 20003: El veterinario 1 labora en la sede 1, no en la sede 5. |</w:t>
+      </w:r>
+      <w:r>
+        <w:br/>
+      </w:r>
+      <w:r>
+        <w:rPr>
+          <w:rStyle w:val="VerbatimChar"/>
+          <w:lang w:val="es-CO"/>
+        </w:rPr>
+        <w:t xml:space="preserve">+-----------+--------------------------------+---------------------------------------------------------------+</w:t>
+      </w:r>
+      <w:r>
+        <w:br/>
+      </w:r>
+      <w:r>
+        <w:rPr>
+          <w:rStyle w:val="VerbatimChar"/>
+          <w:lang w:val="es-CO"/>
+        </w:rPr>
+        <w:t xml:space="preserve">+-----------+------------------------------+-----------------------------------------------------------------------------------------+</w:t>
+      </w:r>
+      <w:r>
+        <w:br/>
+      </w:r>
+      <w:r>
+        <w:rPr>
+          <w:rStyle w:val="VerbatimChar"/>
+          <w:lang w:val="es-CO"/>
+        </w:rPr>
+        <w:t xml:space="preserve">| resultado | prueba                       | error                                                                                   |</w:t>
+      </w:r>
+      <w:r>
+        <w:br/>
+      </w:r>
+      <w:r>
+        <w:rPr>
+          <w:rStyle w:val="VerbatimChar"/>
+          <w:lang w:val="es-CO"/>
+        </w:rPr>
+        <w:t xml:space="preserve">+-----------+------------------------------+-----------------------------------------------------------------------------------------+</w:t>
+      </w:r>
+      <w:r>
+        <w:br/>
+      </w:r>
+      <w:r>
+        <w:rPr>
+          <w:rStyle w:val="VerbatimChar"/>
+          <w:lang w:val="es-CO"/>
+        </w:rPr>
+        <w:t xml:space="preserve">| OK        | Consulta de cita no atendida | 20004: La cita 22 está en estado CANCELADA; solo las citas ATENDIDAS generan consulta.  |</w:t>
+      </w:r>
+      <w:r>
+        <w:br/>
+      </w:r>
+      <w:r>
+        <w:rPr>
+          <w:rStyle w:val="VerbatimChar"/>
+          <w:lang w:val="es-CO"/>
+        </w:rPr>
+        <w:t xml:space="preserve">+-----------+------------------------------+-----------------------------------------------------------------------------------------+</w:t>
+      </w:r>
+      <w:r>
+        <w:br/>
+      </w:r>
+      <w:r>
+        <w:rPr>
+          <w:rStyle w:val="VerbatimChar"/>
+          <w:lang w:val="es-CO"/>
+        </w:rPr>
+        <w:t xml:space="preserve">+-----------+---------------------------------+-----------------------------------------------------------------------------------------+</w:t>
+      </w:r>
+      <w:r>
+        <w:br/>
+      </w:r>
+      <w:r>
+        <w:rPr>
+          <w:rStyle w:val="VerbatimChar"/>
+          <w:lang w:val="es-CO"/>
+        </w:rPr>
+        <w:t xml:space="preserve">| resultado | prueba                          | error                                                                                   |</w:t>
+      </w:r>
+      <w:r>
+        <w:br/>
+      </w:r>
+      <w:r>
+        <w:rPr>
+          <w:rStyle w:val="VerbatimChar"/>
+          <w:lang w:val="es-CO"/>
+        </w:rPr>
+        <w:t xml:space="preserve">+-----------+---------------------------------+-----------------------------------------------------------------------------------------+</w:t>
+      </w:r>
+      <w:r>
+        <w:br/>
+      </w:r>
+      <w:r>
+        <w:rPr>
+          <w:rStyle w:val="VerbatimChar"/>
+          <w:lang w:val="es-CO"/>
+        </w:rPr>
+        <w:t xml:space="preserve">| OK        | Mover consulta a cita cancelada | 20004: La cita 22 está en estado CANCELADA; solo las citas ATENDIDAS generan consulta.  |</w:t>
+      </w:r>
+      <w:r>
+        <w:br/>
+      </w:r>
+      <w:r>
+        <w:rPr>
+          <w:rStyle w:val="VerbatimChar"/>
+          <w:lang w:val="es-CO"/>
+        </w:rPr>
+        <w:t xml:space="preserve">+-----------+---------------------------------+-----------------------------------------------------------------------------------------+</w:t>
+      </w:r>
+      <w:r>
+        <w:br/>
+      </w:r>
+      <w:r>
+        <w:rPr>
+          <w:rStyle w:val="VerbatimChar"/>
+          <w:lang w:val="es-CO"/>
+        </w:rPr>
+        <w:t xml:space="preserve">+-----------+----------------------------+--------------------------------------------------------------------------------------------+</w:t>
+      </w:r>
+      <w:r>
+        <w:br/>
+      </w:r>
+      <w:r>
+        <w:rPr>
+          <w:rStyle w:val="VerbatimChar"/>
+          <w:lang w:val="es-CO"/>
+        </w:rPr>
+        <w:t xml:space="preserve">| resultado | prueba                     | error                                                                                      |</w:t>
+      </w:r>
+      <w:r>
+        <w:br/>
+      </w:r>
+      <w:r>
+        <w:rPr>
+          <w:rStyle w:val="VerbatimChar"/>
+          <w:lang w:val="es-CO"/>
+        </w:rPr>
+        <w:t xml:space="preserve">+-----------+----------------------------+--------------------------------------------------------------------------------------------+</w:t>
+      </w:r>
+      <w:r>
+        <w:br/>
+      </w:r>
+      <w:r>
+        <w:rPr>
+          <w:rStyle w:val="VerbatimChar"/>
+          <w:lang w:val="es-CO"/>
+        </w:rPr>
+        <w:t xml:space="preserve">| OK        | Cambio de tipo con subtipo | 20005: El empleado 1 tiene registro de subtipo; elimínelo antes de cambiar tipo_empleado.  |</w:t>
+      </w:r>
+      <w:r>
+        <w:br/>
+      </w:r>
+      <w:r>
+        <w:rPr>
+          <w:rStyle w:val="VerbatimChar"/>
+          <w:lang w:val="es-CO"/>
+        </w:rPr>
+        <w:t xml:space="preserve">+-----------+----------------------------+--------------------------------------------------------------------------------------------+</w:t>
+      </w:r>
+      <w:r>
+        <w:br/>
+      </w:r>
+      <w:r>
+        <w:rPr>
+          <w:rStyle w:val="VerbatimChar"/>
+          <w:lang w:val="es-CO"/>
+        </w:rPr>
+        <w:t xml:space="preserve">+-----------+---------------------------------+------------------------------------------------------------------------------+</w:t>
+      </w:r>
+      <w:r>
+        <w:br/>
+      </w:r>
+      <w:r>
+        <w:rPr>
+          <w:rStyle w:val="VerbatimChar"/>
+          <w:lang w:val="es-CO"/>
+        </w:rPr>
+        <w:t xml:space="preserve">| resultado | prueba                          | error                                                                        |</w:t>
+      </w:r>
+      <w:r>
+        <w:br/>
+      </w:r>
+      <w:r>
+        <w:rPr>
+          <w:rStyle w:val="VerbatimChar"/>
+          <w:lang w:val="es-CO"/>
+        </w:rPr>
+        <w:t xml:space="preserve">+-----------+---------------------------------+------------------------------------------------------------------------------+</w:t>
+      </w:r>
+      <w:r>
+        <w:br/>
+      </w:r>
+      <w:r>
+        <w:rPr>
+          <w:rStyle w:val="VerbatimChar"/>
+          <w:lang w:val="es-CO"/>
+        </w:rPr>
+        <w:t xml:space="preserve">| OK        | Cita con consulta deja ATENDIDA | 20006: La cita 4 ya tiene consulta registrada; no puede cambiar a CANCELADA. |</w:t>
+      </w:r>
+      <w:r>
+        <w:br/>
+      </w:r>
+      <w:r>
+        <w:rPr>
+          <w:rStyle w:val="VerbatimChar"/>
+          <w:lang w:val="es-CO"/>
+        </w:rPr>
+        <w:t xml:space="preserve">+-----------+---------------------------------+------------------------------------------------------------------------------+</w:t>
+      </w:r>
+      <w:r>
+        <w:br/>
+      </w:r>
+      <w:r>
+        <w:rPr>
+          <w:rStyle w:val="VerbatimChar"/>
+          <w:lang w:val="es-CO"/>
+        </w:rPr>
+        <w:t xml:space="preserve">+------------------------------------+</w:t>
+      </w:r>
+      <w:r>
+        <w:br/>
+      </w:r>
+      <w:r>
+        <w:rPr>
+          <w:rStyle w:val="VerbatimChar"/>
+          <w:lang w:val="es-CO"/>
+        </w:rPr>
+        <w:t xml:space="preserve">| seccion                            |</w:t>
+      </w:r>
+      <w:r>
+        <w:br/>
+      </w:r>
+      <w:r>
+        <w:rPr>
+          <w:rStyle w:val="VerbatimChar"/>
+          <w:lang w:val="es-CO"/>
+        </w:rPr>
+        <w:t xml:space="preserve">+------------------------------------+</w:t>
+      </w:r>
+      <w:r>
+        <w:br/>
+      </w:r>
+      <w:r>
+        <w:rPr>
+          <w:rStyle w:val="VerbatimChar"/>
+          <w:lang w:val="es-CO"/>
+        </w:rPr>
+        <w:t xml:space="preserve">| == Atributos derivados (funciones) |</w:t>
+      </w:r>
+      <w:r>
+        <w:br/>
+      </w:r>
+      <w:r>
+        <w:rPr>
+          <w:rStyle w:val="VerbatimChar"/>
+          <w:lang w:val="es-CO"/>
+        </w:rPr>
+        <w:t xml:space="preserve">+------------------------------------+</w:t>
+      </w:r>
+      <w:r>
+        <w:br/>
+      </w:r>
+      <w:r>
+        <w:rPr>
+          <w:rStyle w:val="VerbatimChar"/>
+          <w:lang w:val="es-CO"/>
+        </w:rPr>
+        <w:t xml:space="preserve">+----------------+-----------+</w:t>
+      </w:r>
+      <w:r>
+        <w:br/>
+      </w:r>
+      <w:r>
+        <w:rPr>
+          <w:rStyle w:val="VerbatimChar"/>
+          <w:lang w:val="es-CO"/>
+        </w:rPr>
+        <w:t xml:space="preserve">| numero_factura | total     |</w:t>
+      </w:r>
+      <w:r>
+        <w:br/>
+      </w:r>
+      <w:r>
+        <w:rPr>
+          <w:rStyle w:val="VerbatimChar"/>
+          <w:lang w:val="es-CO"/>
+        </w:rPr>
+        <w:t xml:space="preserve">+----------------+-----------+</w:t>
+      </w:r>
+      <w:r>
+        <w:br/>
+      </w:r>
+      <w:r>
+        <w:rPr>
+          <w:rStyle w:val="VerbatimChar"/>
+          <w:lang w:val="es-CO"/>
+        </w:rPr>
+        <w:t xml:space="preserve">| FV-000001      | 364000.00 |</w:t>
+      </w:r>
+      <w:r>
+        <w:br/>
+      </w:r>
+      <w:r>
+        <w:rPr>
+          <w:rStyle w:val="VerbatimChar"/>
+          <w:lang w:val="es-CO"/>
+        </w:rPr>
+        <w:t xml:space="preserve">| FV-000002      |  80500.00 |</w:t>
+      </w:r>
+      <w:r>
+        <w:br/>
+      </w:r>
+      <w:r>
+        <w:rPr>
+          <w:rStyle w:val="VerbatimChar"/>
+          <w:lang w:val="es-CO"/>
+        </w:rPr>
+        <w:t xml:space="preserve">| FV-000003      | 400000.00 |</w:t>
+      </w:r>
+      <w:r>
+        <w:br/>
+      </w:r>
+      <w:r>
+        <w:rPr>
+          <w:rStyle w:val="VerbatimChar"/>
+          <w:lang w:val="es-CO"/>
+        </w:rPr>
+        <w:t xml:space="preserve">+----------------+-----------+</w:t>
+      </w:r>
+      <w:r>
+        <w:br/>
+      </w:r>
+      <w:r>
+        <w:rPr>
+          <w:rStyle w:val="VerbatimChar"/>
+          <w:lang w:val="es-CO"/>
+        </w:rPr>
+        <w:t xml:space="preserve">+---------------------------+</w:t>
+      </w:r>
+      <w:r>
+        <w:br/>
+      </w:r>
+      <w:r>
+        <w:rPr>
+          <w:rStyle w:val="VerbatimChar"/>
+          <w:lang w:val="es-CO"/>
+        </w:rPr>
+        <w:t xml:space="preserve">| paso                      |</w:t>
+      </w:r>
+      <w:r>
+        <w:br/>
+      </w:r>
+      <w:r>
+        <w:rPr>
+          <w:rStyle w:val="VerbatimChar"/>
+          <w:lang w:val="es-CO"/>
+        </w:rPr>
+        <w:t xml:space="preserve">+---------------------------+</w:t>
+      </w:r>
+      <w:r>
+        <w:br/>
+      </w:r>
+      <w:r>
+        <w:rPr>
+          <w:rStyle w:val="VerbatimChar"/>
+          <w:lang w:val="es-CO"/>
+        </w:rPr>
+        <w:t xml:space="preserve">| == Instalación terminada  |</w:t>
+      </w:r>
+      <w:r>
+        <w:br/>
+      </w:r>
+      <w:r>
+        <w:rPr>
+          <w:rStyle w:val="VerbatimChar"/>
+          <w:lang w:val="es-CO"/>
+        </w:rPr>
+        <w:t xml:space="preserve">+---------------------------+</w:t>
+      </w:r>
+      <w:r>
+        <w:br/>
+      </w:r>
+      <w:r>
+        <w:rPr>
+          <w:rStyle w:val="VerbatimChar"/>
+          <w:lang w:val="es-CO"/>
+        </w:rPr>
+        <w:t xml:space="preserve">Tiempo: 2 s</w:t>
       </w:r>
       <w:r>
         <w:br/>
@@ -3068,7 +4338,7 @@
       <w:pPr>
         <w:pStyle w:val="Heading1"/>
       </w:pPr>
-      <w:bookmarkStart w:id="25" w:name="_88729add10677b653d2e1281166caf94fe10cd1"/>
+      <w:bookmarkStart w:id="25" w:name="_e0b45dd94e7002bea45bb901fdf41c844f7ca08"/>
       <w:r>
         <w:rPr>
           <w:rStyle w:val="SectionNumber"/>
@@ -3083,7 +4353,7 @@
         <w:rPr>
           <w:lang w:val="es-CO"/>
         </w:rPr>
-        <w:t xml:space="preserve">Ejecución de las consultas de álgebra relacional en Oracle</w:t>
+        <w:t xml:space="preserve">Ejecución de las consultas de álgebra relacional en MySQL</w:t>
       </w:r>
       <w:bookmarkEnd w:id="25"/>
     </w:p>
@@ -3120,7 +4390,7 @@
         <w:rPr>
           <w:lang w:val="es-CO"/>
         </w:rPr>
-        <w:t xml:space="preserve">se ejecutaron en Oracle (usuario VETDB) y su resultado se comparó fila por fila con el publicado en el documento de álgebra relacional de la Fase 1.</w:t>
+        <w:t xml:space="preserve">se ejecutaron en MySQL (usuario vetdb) y su resultado se comparó fila por fila con el publicado en el documento de álgebra relacional de la Fase 1.</w:t>
       </w:r>
       <w:r>
         <w:rPr>
@@ -3134,7 +4404,7 @@
           <w:bCs/>
           <w:lang w:val="es-CO"/>
         </w:rPr>
-        <w:t xml:space="preserve">55 de 55 consultas producen exactamente el mismo resultado en Oracle y en la Fase 1.</w:t>
+        <w:t xml:space="preserve">55 de 55 consultas producen exactamente el mismo resultado en MySQL y en la Fase 1.</w:t>
       </w:r>
     </w:p>
     <w:p>
@@ -3224,7 +4494,7 @@
                 <w:sz w:val="19"/>
                 <w:lang w:val="es-CO"/>
               </w:rPr>
-              <w:t xml:space="preserve">Filas en Oracle</w:t>
+              <w:t xml:space="preserve">Filas en MySQL</w:t>
             </w:r>
           </w:p>
         </w:tc>
@@ -6726,7 +7996,7 @@
         <w:rPr>
           <w:lang w:val="es-CO"/>
         </w:rPr>
-        <w:t xml:space="preserve">ejecutar los scripts dentro de la VM o manualmente con SQL*Plus, el manejo de credenciales y el origen de los</w:t>
+        <w:t xml:space="preserve">ejecutar los scripts dentro de la VM con el cliente</w:t>
       </w:r>
       <w:r>
         <w:rPr>
@@ -6736,9 +8006,34 @@
       </w:r>
       <w:r>
         <w:rPr>
-          <w:lang w:val="es-CO"/>
-        </w:rPr>
-        <w:t xml:space="preserve">datos de prueba.</w:t>
+          <w:rStyle w:val="VerbatimChar"/>
+          <w:lang w:val="es-CO"/>
+        </w:rPr>
+        <w:t xml:space="preserve">mysql</w:t>
+      </w:r>
+      <w:r>
+        <w:rPr>
+          <w:lang w:val="es-CO"/>
+        </w:rPr>
+        <w:t xml:space="preserve"> </w:t>
+      </w:r>
+      <w:r>
+        <w:rPr>
+          <w:lang w:val="es-CO"/>
+        </w:rPr>
+        <w:t xml:space="preserve">o desde MySQL Workbench, el manejo de credenciales y el</w:t>
+      </w:r>
+      <w:r>
+        <w:rPr>
+          <w:lang w:val="es-CO"/>
+        </w:rPr>
+        <w:t xml:space="preserve"> </w:t>
+      </w:r>
+      <w:r>
+        <w:rPr>
+          <w:lang w:val="es-CO"/>
+        </w:rPr>
+        <w:t xml:space="preserve">origen de los datos de prueba.</w:t>
       </w:r>
     </w:p>
     <w:sectPr>

--- a/documentos/fase2/05_Scripts_Implementacion.docx
+++ b/documentos/fase2/05_Scripts_Implementacion.docx
@@ -312,7 +312,7 @@
         <w:rPr>
           <w:lang w:val="es-CO"/>
         </w:rPr>
-        <w:t xml:space="preserve">Este documento acompaña los scripts SQL que transforman el modelo lógico de SIGEVET en el modelo físico de</w:t>
+        <w:t xml:space="preserve">Los scripts de</w:t>
       </w:r>
       <w:r>
         <w:rPr>
@@ -332,19 +332,13 @@
         <w:rPr>
           <w:lang w:val="es-CO"/>
         </w:rPr>
-        <w:t xml:space="preserve">.</w:t>
-      </w:r>
-      <w:r>
-        <w:rPr>
-          <w:lang w:val="es-CO"/>
-        </w:rPr>
         <w:t xml:space="preserve"> </w:t>
       </w:r>
       <w:r>
         <w:rPr>
           <w:lang w:val="es-CO"/>
         </w:rPr>
-        <w:t xml:space="preserve">Los scripts están en la carpeta</w:t>
+        <w:t xml:space="preserve">están en</w:t>
       </w:r>
       <w:r>
         <w:rPr>
@@ -363,13 +357,20 @@
         <w:rPr>
           <w:lang w:val="es-CO"/>
         </w:rPr>
+        <w:t xml:space="preserve">, con su README: creación de objetos, inserción de registros y scripts varios. Se ejecutan en la VM con</w:t>
+      </w:r>
+      <w:r>
+        <w:rPr>
+          <w:lang w:val="es-CO"/>
+        </w:rPr>
         <w:t xml:space="preserve"> </w:t>
       </w:r>
       <w:r>
         <w:rPr>
-          <w:lang w:val="es-CO"/>
-        </w:rPr>
-        <w:t xml:space="preserve">del repositorio, junto con su</w:t>
+          <w:rStyle w:val="VerbatimChar"/>
+          <w:lang w:val="es-CO"/>
+        </w:rPr>
+        <w:t xml:space="preserve">mysql</w:t>
       </w:r>
       <w:r>
         <w:rPr>
@@ -379,150 +380,9 @@
       </w:r>
       <w:r>
         <w:rPr>
-          <w:rStyle w:val="VerbatimChar"/>
-          <w:lang w:val="es-CO"/>
-        </w:rPr>
-        <w:t xml:space="preserve">README.md</w:t>
-      </w:r>
-      <w:r>
-        <w:rPr>
-          <w:lang w:val="es-CO"/>
-        </w:rPr>
-        <w:t xml:space="preserve">. Se agrupan en los tres tipos</w:t>
-      </w:r>
-      <w:r>
-        <w:rPr>
-          <w:lang w:val="es-CO"/>
-        </w:rPr>
-        <w:t xml:space="preserve"> </w:t>
-      </w:r>
-      <w:r>
-        <w:rPr>
-          <w:lang w:val="es-CO"/>
-        </w:rPr>
-        <w:t xml:space="preserve">que pide el enunciado:</w:t>
-      </w:r>
-      <w:r>
-        <w:rPr>
-          <w:lang w:val="es-CO"/>
-        </w:rPr>
-        <w:t xml:space="preserve"> </w:t>
-      </w:r>
-      <w:r>
-        <w:rPr>
-          <w:b/>
-          <w:bCs/>
-          <w:lang w:val="es-CO"/>
-        </w:rPr>
-        <w:t xml:space="preserve">creación de objetos</w:t>
-      </w:r>
-      <w:r>
-        <w:rPr>
-          <w:lang w:val="es-CO"/>
-        </w:rPr>
-        <w:t xml:space="preserve">,</w:t>
-      </w:r>
-      <w:r>
-        <w:rPr>
-          <w:lang w:val="es-CO"/>
-        </w:rPr>
-        <w:t xml:space="preserve"> </w:t>
-      </w:r>
-      <w:r>
-        <w:rPr>
-          <w:b/>
-          <w:bCs/>
-          <w:lang w:val="es-CO"/>
-        </w:rPr>
-        <w:t xml:space="preserve">inserción de registros</w:t>
-      </w:r>
-      <w:r>
-        <w:rPr>
-          <w:lang w:val="es-CO"/>
-        </w:rPr>
-        <w:t xml:space="preserve"> </w:t>
-      </w:r>
-      <w:r>
-        <w:rPr>
-          <w:lang w:val="es-CO"/>
-        </w:rPr>
-        <w:t xml:space="preserve">y</w:t>
-      </w:r>
-      <w:r>
-        <w:rPr>
-          <w:lang w:val="es-CO"/>
-        </w:rPr>
-        <w:t xml:space="preserve"> </w:t>
-      </w:r>
-      <w:r>
-        <w:rPr>
-          <w:b/>
-          <w:bCs/>
-          <w:lang w:val="es-CO"/>
-        </w:rPr>
-        <w:t xml:space="preserve">scripts varios</w:t>
-      </w:r>
-      <w:r>
-        <w:rPr>
-          <w:lang w:val="es-CO"/>
-        </w:rPr>
-        <w:t xml:space="preserve">. Se pueden ejecutar con el</w:t>
-      </w:r>
-      <w:r>
-        <w:rPr>
-          <w:lang w:val="es-CO"/>
-        </w:rPr>
-        <w:t xml:space="preserve"> </w:t>
-      </w:r>
-      <w:r>
-        <w:rPr>
-          <w:lang w:val="es-CO"/>
-        </w:rPr>
-        <w:t xml:space="preserve">cliente</w:t>
-      </w:r>
-      <w:r>
-        <w:rPr>
-          <w:lang w:val="es-CO"/>
-        </w:rPr>
-        <w:t xml:space="preserve"> </w:t>
-      </w:r>
-      <w:r>
-        <w:rPr>
-          <w:rStyle w:val="VerbatimChar"/>
-          <w:lang w:val="es-CO"/>
-        </w:rPr>
-        <w:t xml:space="preserve">mysql</w:t>
-      </w:r>
-      <w:r>
-        <w:rPr>
-          <w:lang w:val="es-CO"/>
-        </w:rPr>
-        <w:t xml:space="preserve"> </w:t>
-      </w:r>
-      <w:r>
-        <w:rPr>
-          <w:lang w:val="es-CO"/>
-        </w:rPr>
-        <w:t xml:space="preserve">dentro de la VM (así lo hace</w:t>
-      </w:r>
-      <w:r>
-        <w:rPr>
-          <w:lang w:val="es-CO"/>
-        </w:rPr>
-        <w:t xml:space="preserve"> </w:t>
-      </w:r>
-      <w:r>
-        <w:rPr>
-          <w:rStyle w:val="VerbatimChar"/>
-          <w:lang w:val="es-CO"/>
-        </w:rPr>
-        <w:t xml:space="preserve">vm/scripts/cargar_bd.sh</w:t>
-      </w:r>
-      <w:r>
-        <w:rPr>
-          <w:lang w:val="es-CO"/>
-        </w:rPr>
-        <w:t xml:space="preserve">) o abriéndolos uno por uno en MySQL Workbench.</w:t>
+          <w:lang w:val="es-CO"/>
+        </w:rPr>
+        <w:t xml:space="preserve">o desde Workbench.</w:t>
       </w:r>
     </w:p>
     <w:p>
@@ -667,7 +527,7 @@
                 <w:sz w:val="19"/>
                 <w:lang w:val="es-CO"/>
               </w:rPr>
-              <w:t xml:space="preserve">Base de datos, usuarios y rol (se ejecuta como root)</w:t>
+              <w:t xml:space="preserve">Base, usuarios y rol; ejecutar como root</w:t>
             </w:r>
           </w:p>
         </w:tc>
@@ -741,7 +601,7 @@
                 <w:sz w:val="19"/>
                 <w:lang w:val="es-CO"/>
               </w:rPr>
-              <w:t xml:space="preserve">) y 1 rol (</w:t>
+              <w:t xml:space="preserve">), 1 rol (</w:t>
             </w:r>
             <w:r>
               <w:rPr>
@@ -789,7 +649,7 @@
                 <w:sz w:val="19"/>
                 <w:lang w:val="es-CO"/>
               </w:rPr>
-              <w:t xml:space="preserve">Tablas y restricciones con nombre, con el comentario de cada tabla y columna</w:t>
+              <w:t xml:space="preserve">Tablas, restricciones y comentarios de tablas/columnas</w:t>
             </w:r>
           </w:p>
         </w:tc>
@@ -991,7 +851,7 @@
           <w:bCs/>
           <w:lang w:val="es-CO"/>
         </w:rPr>
-        <w:t xml:space="preserve">Motor InnoDB y utf8mb4.</w:t>
+        <w:t xml:space="preserve">InnoDB y utf8mb4:</w:t>
       </w:r>
       <w:r>
         <w:rPr>
@@ -1003,32 +863,7 @@
         <w:rPr>
           <w:lang w:val="es-CO"/>
         </w:rPr>
-        <w:t xml:space="preserve">InnoDB es el motor de MySQL que maneja llaves foráneas y transacciones. La base usa</w:t>
-      </w:r>
-      <w:r>
-        <w:rPr>
-          <w:lang w:val="es-CO"/>
-        </w:rPr>
-        <w:t xml:space="preserve"> </w:t>
-      </w:r>
-      <w:r>
-        <w:rPr>
-          <w:rStyle w:val="VerbatimChar"/>
-          <w:lang w:val="es-CO"/>
-        </w:rPr>
-        <w:t xml:space="preserve">utf8mb4</w:t>
-      </w:r>
-      <w:r>
-        <w:rPr>
-          <w:lang w:val="es-CO"/>
-        </w:rPr>
-        <w:t xml:space="preserve"> </w:t>
-      </w:r>
-      <w:r>
-        <w:rPr>
-          <w:lang w:val="es-CO"/>
-        </w:rPr>
-        <w:t xml:space="preserve">para guardar bien las tildes y la ñ.</w:t>
+        <w:t xml:space="preserve">transacciones, FK y texto con tildes/ñ.</w:t>
       </w:r>
     </w:p>
     <w:p>
@@ -1045,7 +880,7 @@
           <w:bCs/>
           <w:lang w:val="es-CO"/>
         </w:rPr>
-        <w:t xml:space="preserve">Restricciones con nombre.</w:t>
+        <w:t xml:space="preserve">Restricciones:</w:t>
       </w:r>
       <w:r>
         <w:rPr>
@@ -1057,7 +892,7 @@
         <w:rPr>
           <w:lang w:val="es-CO"/>
         </w:rPr>
-        <w:t xml:space="preserve">Todas siguen la convención</w:t>
+        <w:t xml:space="preserve">prefijos</w:t>
       </w:r>
       <w:r>
         <w:rPr>
@@ -1145,44 +980,7 @@
         <w:rPr>
           <w:lang w:val="es-CO"/>
         </w:rPr>
-        <w:t xml:space="preserve">+ tabla + columna. Así, un error</w:t>
-      </w:r>
-      <w:r>
-        <w:rPr>
-          <w:lang w:val="es-CO"/>
-        </w:rPr>
-        <w:t xml:space="preserve"> </w:t>
-      </w:r>
-      <w:r>
-        <w:rPr>
-          <w:lang w:val="es-CO"/>
-        </w:rPr>
-        <w:t xml:space="preserve">como</w:t>
-      </w:r>
-      <w:r>
-        <w:rPr>
-          <w:lang w:val="es-CO"/>
-        </w:rPr>
-        <w:t xml:space="preserve"> </w:t>
-      </w:r>
-      <w:r>
-        <w:rPr>
-          <w:rStyle w:val="VerbatimChar"/>
-          <w:lang w:val="es-CO"/>
-        </w:rPr>
-        <w:t xml:space="preserve">Check constraint 'CK_MASCOTA_SEXO' is violated</w:t>
-      </w:r>
-      <w:r>
-        <w:rPr>
-          <w:lang w:val="es-CO"/>
-        </w:rPr>
-        <w:t xml:space="preserve"> </w:t>
-      </w:r>
-      <w:r>
-        <w:rPr>
-          <w:lang w:val="es-CO"/>
-        </w:rPr>
-        <w:t xml:space="preserve">dice exactamente qué regla se rompió.</w:t>
+        <w:t xml:space="preserve">+ tabla + columna.</w:t>
       </w:r>
     </w:p>
     <w:p>
@@ -1199,7 +997,7 @@
           <w:bCs/>
           <w:lang w:val="es-CO"/>
         </w:rPr>
-        <w:t xml:space="preserve">Relación circular SEDE–EMPLEADO.</w:t>
+        <w:t xml:space="preserve">Ciclo SEDE–EMPLEADO:</w:t>
       </w:r>
       <w:r>
         <w:rPr>
@@ -1224,7 +1022,7 @@
         <w:rPr>
           <w:lang w:val="es-CO"/>
         </w:rPr>
-        <w:t xml:space="preserve">se crea con</w:t>
+        <w:t xml:space="preserve">se agrega con</w:t>
       </w:r>
       <w:r>
         <w:rPr>
@@ -1249,7 +1047,7 @@
         <w:rPr>
           <w:lang w:val="es-CO"/>
         </w:rPr>
-        <w:t xml:space="preserve">después de las dos tablas.</w:t>
+        <w:t xml:space="preserve">tras crear ambas tablas.</w:t>
       </w:r>
     </w:p>
     <w:p>
@@ -1266,7 +1064,7 @@
           <w:bCs/>
           <w:lang w:val="es-CO"/>
         </w:rPr>
-        <w:t xml:space="preserve">AUTO_INCREMENT.</w:t>
+        <w:t xml:space="preserve">AUTO_INCREMENT:</w:t>
       </w:r>
       <w:r>
         <w:rPr>
@@ -1278,38 +1076,7 @@
         <w:rPr>
           <w:lang w:val="es-CO"/>
         </w:rPr>
-        <w:t xml:space="preserve">Las tablas con llave numérica propia generan sus identificadores con</w:t>
-      </w:r>
-      <w:r>
-        <w:rPr>
-          <w:lang w:val="es-CO"/>
-        </w:rPr>
-        <w:t xml:space="preserve"> </w:t>
-      </w:r>
-      <w:r>
-        <w:rPr>
-          <w:rStyle w:val="VerbatimChar"/>
-          <w:lang w:val="es-CO"/>
-        </w:rPr>
-        <w:t xml:space="preserve">AUTO_INCREMENT</w:t>
-      </w:r>
-      <w:r>
-        <w:rPr>
-          <w:lang w:val="es-CO"/>
-        </w:rPr>
-        <w:t xml:space="preserve">. Como los</w:t>
-      </w:r>
-      <w:r>
-        <w:rPr>
-          <w:lang w:val="es-CO"/>
-        </w:rPr>
-        <w:t xml:space="preserve"> </w:t>
-      </w:r>
-      <w:r>
-        <w:rPr>
-          <w:lang w:val="es-CO"/>
-        </w:rPr>
-        <w:t xml:space="preserve">datos de prueba se insertan con su id, MySQL continúa después del último identificador cargado.</w:t>
+        <w:t xml:space="preserve">para llaves numéricas propias; continúa después del último identificador cargado.</w:t>
       </w:r>
     </w:p>
     <w:p>
@@ -1326,7 +1093,7 @@
           <w:bCs/>
           <w:lang w:val="es-CO"/>
         </w:rPr>
-        <w:t xml:space="preserve">Comentarios en la misma tabla.</w:t>
+        <w:t xml:space="preserve">COMMENT:</w:t>
       </w:r>
       <w:r>
         <w:rPr>
@@ -1338,70 +1105,7 @@
         <w:rPr>
           <w:lang w:val="es-CO"/>
         </w:rPr>
-        <w:t xml:space="preserve">El diccionario de datos queda dentro de la base con</w:t>
-      </w:r>
-      <w:r>
-        <w:rPr>
-          <w:lang w:val="es-CO"/>
-        </w:rPr>
-        <w:t xml:space="preserve"> </w:t>
-      </w:r>
-      <w:r>
-        <w:rPr>
-          <w:rStyle w:val="VerbatimChar"/>
-          <w:lang w:val="es-CO"/>
-        </w:rPr>
-        <w:t xml:space="preserve">COMMENT</w:t>
-      </w:r>
-      <w:r>
-        <w:rPr>
-          <w:lang w:val="es-CO"/>
-        </w:rPr>
-        <w:t xml:space="preserve"> </w:t>
-      </w:r>
-      <w:r>
-        <w:rPr>
-          <w:lang w:val="es-CO"/>
-        </w:rPr>
-        <w:t xml:space="preserve">en cada tabla y en</w:t>
-      </w:r>
-      <w:r>
-        <w:rPr>
-          <w:lang w:val="es-CO"/>
-        </w:rPr>
-        <w:t xml:space="preserve"> </w:t>
-      </w:r>
-      <w:r>
-        <w:rPr>
-          <w:lang w:val="es-CO"/>
-        </w:rPr>
-        <w:t xml:space="preserve">cada columna, y se ve en la pestaña</w:t>
-      </w:r>
-      <w:r>
-        <w:rPr>
-          <w:lang w:val="es-CO"/>
-        </w:rPr>
-        <w:t xml:space="preserve"> </w:t>
-      </w:r>
-      <w:r>
-        <w:rPr>
-          <w:i/>
-          <w:iCs/>
-          <w:lang w:val="es-CO"/>
-        </w:rPr>
-        <w:t xml:space="preserve">Columns</w:t>
-      </w:r>
-      <w:r>
-        <w:rPr>
-          <w:lang w:val="es-CO"/>
-        </w:rPr>
-        <w:t xml:space="preserve"> </w:t>
-      </w:r>
-      <w:r>
-        <w:rPr>
-          <w:lang w:val="es-CO"/>
-        </w:rPr>
-        <w:t xml:space="preserve">de Workbench.</w:t>
+        <w:t xml:space="preserve">diccionario en tablas y columnas, visible en Workbench.</w:t>
       </w:r>
     </w:p>
     <w:p>
@@ -1418,7 +1122,7 @@
           <w:bCs/>
           <w:lang w:val="es-CO"/>
         </w:rPr>
-        <w:t xml:space="preserve">Vistas para atributos derivados.</w:t>
+        <w:t xml:space="preserve">Derivados:</w:t>
       </w:r>
       <w:r>
         <w:rPr>
@@ -1428,12 +1132,6 @@
       </w:r>
       <w:r>
         <w:rPr>
-          <w:lang w:val="es-CO"/>
-        </w:rPr>
-        <w:t xml:space="preserve">El total de la factura (</w:t>
-      </w:r>
-      <w:r>
-        <w:rPr>
           <w:rStyle w:val="VerbatimChar"/>
           <w:lang w:val="es-CO"/>
         </w:rPr>
@@ -1443,19 +1141,19 @@
         <w:rPr>
           <w:lang w:val="es-CO"/>
         </w:rPr>
-        <w:t xml:space="preserve">) y la edad de la mascota</w:t>
-      </w:r>
-      <w:r>
-        <w:rPr>
-          <w:lang w:val="es-CO"/>
-        </w:rPr>
         <w:t xml:space="preserve"> </w:t>
       </w:r>
       <w:r>
         <w:rPr>
           <w:lang w:val="es-CO"/>
         </w:rPr>
-        <w:t xml:space="preserve">(</w:t>
+        <w:t xml:space="preserve">y</w:t>
+      </w:r>
+      <w:r>
+        <w:rPr>
+          <w:lang w:val="es-CO"/>
+        </w:rPr>
+        <w:t xml:space="preserve"> </w:t>
       </w:r>
       <w:r>
         <w:rPr>
@@ -1468,7 +1166,13 @@
         <w:rPr>
           <w:lang w:val="es-CO"/>
         </w:rPr>
-        <w:t xml:space="preserve">) se calculan y no se guardan, para mantener la Tercera Forma Normal.</w:t>
+        <w:t xml:space="preserve"> </w:t>
+      </w:r>
+      <w:r>
+        <w:rPr>
+          <w:lang w:val="es-CO"/>
+        </w:rPr>
+        <w:t xml:space="preserve">calculan total y edad sin almacenarlos (3FN).</w:t>
       </w:r>
     </w:p>
     <w:p>
@@ -1485,7 +1189,7 @@
           <w:bCs/>
           <w:lang w:val="es-CO"/>
         </w:rPr>
-        <w:t xml:space="preserve">Disparadores para reglas que no caben en un CHECK.</w:t>
+        <w:t xml:space="preserve">Disparadores:</w:t>
       </w:r>
       <w:r>
         <w:rPr>
@@ -1497,7 +1201,7 @@
         <w:rPr>
           <w:lang w:val="es-CO"/>
         </w:rPr>
-        <w:t xml:space="preserve">Un CHECK de MySQL no puede consultar otra tabla, así que las</w:t>
+        <w:t xml:space="preserve">CHECK no consulta otras tablas; cada disparador cubre un evento. RN-08 y RN-09 usan procedimientos compartidos por INSERT/UPDATE. Los errores emplean</w:t>
       </w:r>
       <w:r>
         <w:rPr>
@@ -1507,42 +1211,6 @@
       </w:r>
       <w:r>
         <w:rPr>
-          <w:lang w:val="es-CO"/>
-        </w:rPr>
-        <w:t xml:space="preserve">reglas RN-08 y RN-09 del documento de supuestos se hicieron con disparadores. En MySQL un disparador cubre un solo</w:t>
-      </w:r>
-      <w:r>
-        <w:rPr>
-          <w:lang w:val="es-CO"/>
-        </w:rPr>
-        <w:t xml:space="preserve"> </w:t>
-      </w:r>
-      <w:r>
-        <w:rPr>
-          <w:lang w:val="es-CO"/>
-        </w:rPr>
-        <w:t xml:space="preserve">evento (INSERT o UPDATE), por eso cada regla vive en un procedimiento que se llama desde los dos disparadores. Los</w:t>
-      </w:r>
-      <w:r>
-        <w:rPr>
-          <w:lang w:val="es-CO"/>
-        </w:rPr>
-        <w:t xml:space="preserve"> </w:t>
-      </w:r>
-      <w:r>
-        <w:rPr>
-          <w:lang w:val="es-CO"/>
-        </w:rPr>
-        <w:t xml:space="preserve">errores se lanzan con</w:t>
-      </w:r>
-      <w:r>
-        <w:rPr>
-          <w:lang w:val="es-CO"/>
-        </w:rPr>
-        <w:t xml:space="preserve"> </w:t>
-      </w:r>
-      <w:r>
-        <w:rPr>
           <w:rStyle w:val="VerbatimChar"/>
           <w:lang w:val="es-CO"/>
         </w:rPr>
@@ -1552,13 +1220,7 @@
         <w:rPr>
           <w:lang w:val="es-CO"/>
         </w:rPr>
-        <w:t xml:space="preserve"> </w:t>
-      </w:r>
-      <w:r>
-        <w:rPr>
-          <w:lang w:val="es-CO"/>
-        </w:rPr>
-        <w:t xml:space="preserve">y un código propio (20001 a 20006):</w:t>
+        <w:t xml:space="preserve">, códigos 20001 a 20006:</w:t>
       </w:r>
     </w:p>
     <w:p>
@@ -1698,7 +1360,7 @@
                 <w:sz w:val="19"/>
                 <w:lang w:val="es-CO"/>
               </w:rPr>
-              <w:t xml:space="preserve">: solo un empleado con</w:t>
+              <w:t xml:space="preserve">: exige</w:t>
             </w:r>
             <w:r>
               <w:rPr>
@@ -1727,7 +1389,7 @@
                 <w:sz w:val="19"/>
                 <w:lang w:val="es-CO"/>
               </w:rPr>
-              <w:t xml:space="preserve">puede ser veterinario (RN-09, error 20001)</w:t>
+              <w:t xml:space="preserve">(RN-09, error 20001)</w:t>
             </w:r>
           </w:p>
         </w:tc>
@@ -1797,7 +1459,7 @@
                 <w:sz w:val="19"/>
                 <w:lang w:val="es-CO"/>
               </w:rPr>
-              <w:t xml:space="preserve">: solo un empleado con</w:t>
+              <w:t xml:space="preserve">: exige</w:t>
             </w:r>
             <w:r>
               <w:rPr>
@@ -1826,7 +1488,7 @@
                 <w:sz w:val="19"/>
                 <w:lang w:val="es-CO"/>
               </w:rPr>
-              <w:t xml:space="preserve">puede ser auxiliar (RN-09, error 20002)</w:t>
+              <w:t xml:space="preserve">(RN-09, error 20002)</w:t>
             </w:r>
           </w:p>
         </w:tc>
@@ -1896,7 +1558,7 @@
                 <w:sz w:val="19"/>
                 <w:lang w:val="es-CO"/>
               </w:rPr>
-              <w:t xml:space="preserve">: el veterinario de la cita debe trabajar en la sede de la cita (RN-08, error 20003)</w:t>
+              <w:t xml:space="preserve">: veterinario y cita de misma sede (RN-08, error 20003)</w:t>
             </w:r>
           </w:p>
         </w:tc>
@@ -1966,7 +1628,7 @@
                 <w:sz w:val="19"/>
                 <w:lang w:val="es-CO"/>
               </w:rPr>
-              <w:t xml:space="preserve">: solo una cita ATENDIDA puede generar consulta (supuesto S-28, error 20004)</w:t>
+              <w:t xml:space="preserve">: exige cita ATENDIDA (S-28, error 20004)</w:t>
             </w:r>
           </w:p>
         </w:tc>
@@ -1999,7 +1661,7 @@
                 <w:sz w:val="19"/>
                 <w:lang w:val="es-CO"/>
               </w:rPr>
-              <w:t xml:space="preserve">No se puede cambiar el tipo de un empleado que ya tiene fila de subtipo (error 20005)</w:t>
+              <w:t xml:space="preserve">Impide cambiar tipo si existe subtipo (error 20005)</w:t>
             </w:r>
           </w:p>
         </w:tc>
@@ -2032,7 +1694,7 @@
                 <w:sz w:val="19"/>
                 <w:lang w:val="es-CO"/>
               </w:rPr>
-              <w:t xml:space="preserve">Además, una cita que ya generó consulta no puede dejar de estar ATENDIDA (error 20006)</w:t>
+              <w:t xml:space="preserve">Impide dejar de estar ATENDIDA si existe consulta (error 20006)</w:t>
             </w:r>
           </w:p>
         </w:tc>
@@ -2067,9 +1729,10 @@
       </w:pPr>
       <w:r>
         <w:rPr>
-          <w:lang w:val="es-CO"/>
-        </w:rPr>
-        <w:t xml:space="preserve">La carpeta</w:t>
+          <w:rStyle w:val="VerbatimChar"/>
+          <w:lang w:val="es-CO"/>
+        </w:rPr>
+        <w:t xml:space="preserve">02_dml/</w:t>
       </w:r>
       <w:r>
         <w:rPr>
@@ -2079,22 +1742,9 @@
       </w:r>
       <w:r>
         <w:rPr>
-          <w:rStyle w:val="VerbatimChar"/>
-          <w:lang w:val="es-CO"/>
-        </w:rPr>
-        <w:t xml:space="preserve">02_dml/</w:t>
-      </w:r>
-      <w:r>
-        <w:rPr>
-          <w:lang w:val="es-CO"/>
-        </w:rPr>
-        <w:t xml:space="preserve"> </w:t>
-      </w:r>
-      <w:r>
-        <w:rPr>
-          <w:lang w:val="es-CO"/>
-        </w:rPr>
-        <w:t xml:space="preserve">contiene 23 archivos (uno por tabla, más la asignación de directores) con</w:t>
+          <w:lang w:val="es-CO"/>
+        </w:rPr>
+        <w:t xml:space="preserve">contiene 23 archivos: uno por tabla y la asignación de directores, con</w:t>
       </w:r>
       <w:r>
         <w:rPr>
@@ -2120,19 +1770,7 @@
         <w:rPr>
           <w:lang w:val="es-CO"/>
         </w:rPr>
-        <w:t xml:space="preserve">de</w:t>
-      </w:r>
-      <w:r>
-        <w:rPr>
-          <w:lang w:val="es-CO"/>
-        </w:rPr>
-        <w:t xml:space="preserve"> </w:t>
-      </w:r>
-      <w:r>
-        <w:rPr>
-          <w:lang w:val="es-CO"/>
-        </w:rPr>
-        <w:t xml:space="preserve">prueba ficticios. El orden respeta las dependencias de las llaves foráneas:</w:t>
+        <w:t xml:space="preserve">ficticios. Orden de dependencias:</w:t>
       </w:r>
     </w:p>
     <w:p>
@@ -2185,20 +1823,7 @@
         <w:rPr>
           <w:lang w:val="es-CO"/>
         </w:rPr>
-        <w:t xml:space="preserve">Las fechas se escriben en formato ISO (</w:t>
-      </w:r>
-      <w:r>
-        <w:rPr>
-          <w:rStyle w:val="VerbatimChar"/>
-          <w:lang w:val="es-CO"/>
-        </w:rPr>
-        <w:t xml:space="preserve">'2025-10-08 16:13:00'</w:t>
-      </w:r>
-      <w:r>
-        <w:rPr>
-          <w:lang w:val="es-CO"/>
-        </w:rPr>
-        <w:t xml:space="preserve">), que MySQL entiende sin importar la configuración</w:t>
+        <w:t xml:space="preserve">Cada archivo usa</w:t>
       </w:r>
       <w:r>
         <w:rPr>
@@ -2208,18 +1833,6 @@
       </w:r>
       <w:r>
         <w:rPr>
-          <w:lang w:val="es-CO"/>
-        </w:rPr>
-        <w:t xml:space="preserve">regional. Cada archivo empieza con</w:t>
-      </w:r>
-      <w:r>
-        <w:rPr>
-          <w:lang w:val="es-CO"/>
-        </w:rPr>
-        <w:t xml:space="preserve"> </w:t>
-      </w:r>
-      <w:r>
-        <w:rPr>
           <w:rStyle w:val="VerbatimChar"/>
           <w:lang w:val="es-CO"/>
         </w:rPr>
@@ -2229,13 +1842,7 @@
         <w:rPr>
           <w:lang w:val="es-CO"/>
         </w:rPr>
-        <w:t xml:space="preserve"> </w:t>
-      </w:r>
-      <w:r>
-        <w:rPr>
-          <w:lang w:val="es-CO"/>
-        </w:rPr>
-        <w:t xml:space="preserve">y agrupa sus INSERT en una transacción (</w:t>
+        <w:t xml:space="preserve">, fechas ISO y una transacción (</w:t>
       </w:r>
       <w:r>
         <w:rPr>
@@ -2399,7 +2006,7 @@
                 <w:sz w:val="19"/>
                 <w:lang w:val="es-CO"/>
               </w:rPr>
-              <w:t xml:space="preserve">Las 55 consultas SQL equivalentes a los ejercicios de álgebra relacional de la Fase 1</w:t>
+              <w:t xml:space="preserve">55 consultas equivalentes al álgebra de Fase 1</w:t>
             </w:r>
           </w:p>
         </w:tc>
@@ -2432,7 +2039,7 @@
                 <w:sz w:val="19"/>
                 <w:lang w:val="es-CO"/>
               </w:rPr>
-              <w:t xml:space="preserve">Objetos, restricciones y registros por tabla, y prueba de que las reglas de negocio rechazan datos inválidos</w:t>
+              <w:t xml:space="preserve">Objetos, restricciones, registros y rechazo de datos inválidos</w:t>
             </w:r>
           </w:p>
         </w:tc>
@@ -2465,7 +2072,7 @@
                 <w:sz w:val="19"/>
                 <w:lang w:val="es-CO"/>
               </w:rPr>
-              <w:t xml:space="preserve">Borra la base</w:t>
+              <w:t xml:space="preserve">Recrea</w:t>
             </w:r>
             <w:r>
               <w:rPr>
@@ -2494,7 +2101,7 @@
                 <w:sz w:val="19"/>
                 <w:lang w:val="es-CO"/>
               </w:rPr>
-              <w:t xml:space="preserve">y la crea vacía para reinstalar (los usuarios se conservan)</w:t>
+              <w:t xml:space="preserve">vacía; conserva usuarios</w:t>
             </w:r>
           </w:p>
         </w:tc>
@@ -2527,7 +2134,7 @@
                 <w:sz w:val="19"/>
                 <w:lang w:val="es-CO"/>
               </w:rPr>
-              <w:t xml:space="preserve">Script maestro: ejecuta todo en orden con</w:t>
+              <w:t xml:space="preserve">Maestro con</w:t>
             </w:r>
             <w:r>
               <w:rPr>
@@ -2556,7 +2163,7 @@
                 <w:sz w:val="19"/>
                 <w:lang w:val="es-CO"/>
               </w:rPr>
-              <w:t xml:space="preserve">y termina con la verificación</w:t>
+              <w:t xml:space="preserve">y verificación final</w:t>
             </w:r>
           </w:p>
         </w:tc>
@@ -2589,7 +2196,7 @@
                 <w:sz w:val="19"/>
                 <w:lang w:val="es-CO"/>
               </w:rPr>
-              <w:t xml:space="preserve">Crea la base y los usuarios (si no existen) y ejecuta el script maestro dentro de la VM</w:t>
+              <w:t xml:space="preserve">Crea base/usuarios faltantes y ejecuta maestro en VM</w:t>
             </w:r>
           </w:p>
         </w:tc>
@@ -7957,9 +7564,10 @@
       </w:pPr>
       <w:r>
         <w:rPr>
-          <w:lang w:val="es-CO"/>
-        </w:rPr>
-        <w:t xml:space="preserve">El archivo</w:t>
+          <w:rStyle w:val="VerbatimChar"/>
+          <w:lang w:val="es-CO"/>
+        </w:rPr>
+        <w:t xml:space="preserve">database/README.md</w:t>
       </w:r>
       <w:r>
         <w:rPr>
@@ -7969,71 +7577,9 @@
       </w:r>
       <w:r>
         <w:rPr>
-          <w:rStyle w:val="VerbatimChar"/>
-          <w:lang w:val="es-CO"/>
-        </w:rPr>
-        <w:t xml:space="preserve">database/README.md</w:t>
-      </w:r>
-      <w:r>
-        <w:rPr>
-          <w:lang w:val="es-CO"/>
-        </w:rPr>
-        <w:t xml:space="preserve"> </w:t>
-      </w:r>
-      <w:r>
-        <w:rPr>
-          <w:lang w:val="es-CO"/>
-        </w:rPr>
-        <w:t xml:space="preserve">del repositorio describe la estructura de carpetas, el orden de ejecución, cómo</w:t>
-      </w:r>
-      <w:r>
-        <w:rPr>
-          <w:lang w:val="es-CO"/>
-        </w:rPr>
-        <w:t xml:space="preserve"> </w:t>
-      </w:r>
-      <w:r>
-        <w:rPr>
-          <w:lang w:val="es-CO"/>
-        </w:rPr>
-        <w:t xml:space="preserve">ejecutar los scripts dentro de la VM con el cliente</w:t>
-      </w:r>
-      <w:r>
-        <w:rPr>
-          <w:lang w:val="es-CO"/>
-        </w:rPr>
-        <w:t xml:space="preserve"> </w:t>
-      </w:r>
-      <w:r>
-        <w:rPr>
-          <w:rStyle w:val="VerbatimChar"/>
-          <w:lang w:val="es-CO"/>
-        </w:rPr>
-        <w:t xml:space="preserve">mysql</w:t>
-      </w:r>
-      <w:r>
-        <w:rPr>
-          <w:lang w:val="es-CO"/>
-        </w:rPr>
-        <w:t xml:space="preserve"> </w:t>
-      </w:r>
-      <w:r>
-        <w:rPr>
-          <w:lang w:val="es-CO"/>
-        </w:rPr>
-        <w:t xml:space="preserve">o desde MySQL Workbench, el manejo de credenciales y el</w:t>
-      </w:r>
-      <w:r>
-        <w:rPr>
-          <w:lang w:val="es-CO"/>
-        </w:rPr>
-        <w:t xml:space="preserve"> </w:t>
-      </w:r>
-      <w:r>
-        <w:rPr>
-          <w:lang w:val="es-CO"/>
-        </w:rPr>
-        <w:t xml:space="preserve">origen de los datos de prueba.</w:t>
+          <w:lang w:val="es-CO"/>
+        </w:rPr>
+        <w:t xml:space="preserve">explica carpetas, orden de ejecución, uso en VM/Workbench, credenciales y origen de los datos.</w:t>
       </w:r>
     </w:p>
     <w:sectPr>

--- a/documentos/fase2/05_Scripts_Implementacion.docx
+++ b/documentos/fase2/05_Scripts_Implementacion.docx
@@ -1189,7 +1189,7 @@
           <w:bCs/>
           <w:lang w:val="es-CO"/>
         </w:rPr>
-        <w:t xml:space="preserve">Disparadores:</w:t>
+        <w:t xml:space="preserve">Disparadores: un</w:t>
       </w:r>
       <w:r>
         <w:rPr>
@@ -1201,7 +1201,7 @@
         <w:rPr>
           <w:lang w:val="es-CO"/>
         </w:rPr>
-        <w:t xml:space="preserve">CHECK no consulta otras tablas; cada disparador cubre un evento. RN-08 y RN-09 usan procedimientos compartidos por INSERT/UPDATE. Los errores emplean</w:t>
+        <w:t xml:space="preserve">CHECK no consulta otras tablas y cada disparador cubre un solo evento, por eso RN-08 y RN-09 usan procedimientos que comparten INSERT y UPDATE. Los errores se lanzan con</w:t>
       </w:r>
       <w:r>
         <w:rPr>
@@ -1220,7 +1220,7 @@
         <w:rPr>
           <w:lang w:val="es-CO"/>
         </w:rPr>
-        <w:t xml:space="preserve">, códigos 20001 a 20006:</w:t>
+        <w:t xml:space="preserve"> y códigos del 20001 al 20006:</w:t>
       </w:r>
     </w:p>
     <w:p>
@@ -1823,7 +1823,7 @@
         <w:rPr>
           <w:lang w:val="es-CO"/>
         </w:rPr>
-        <w:t xml:space="preserve">Cada archivo usa</w:t>
+        <w:t xml:space="preserve">Cada archivo empieza con</w:t>
       </w:r>
       <w:r>
         <w:rPr>
@@ -1842,7 +1842,7 @@
         <w:rPr>
           <w:lang w:val="es-CO"/>
         </w:rPr>
-        <w:t xml:space="preserve">, fechas ISO y una transacción (</w:t>
+        <w:t xml:space="preserve">, usa fechas ISO y va dentro de una transacción (</w:t>
       </w:r>
       <w:r>
         <w:rPr>
@@ -7567,7 +7567,7 @@
           <w:rStyle w:val="VerbatimChar"/>
           <w:lang w:val="es-CO"/>
         </w:rPr>
-        <w:t xml:space="preserve">database/README.md</w:t>
+        <w:t xml:space="preserve">El archivo database/README.md</w:t>
       </w:r>
       <w:r>
         <w:rPr>
@@ -7579,7 +7579,7 @@
         <w:rPr>
           <w:lang w:val="es-CO"/>
         </w:rPr>
-        <w:t xml:space="preserve">explica carpetas, orden de ejecución, uso en VM/Workbench, credenciales y origen de los datos.</w:t>
+        <w:t xml:space="preserve">explica las carpetas, el orden de ejecución, el uso en la VM y en Workbench, las credenciales y el origen de los datos.</w:t>
       </w:r>
     </w:p>
     <w:sectPr>
